--- a/assets/docs/imsanghun-resume-latest.docx
+++ b/assets/docs/imsanghun-resume-latest.docx
@@ -11,9 +11,18 @@
           <w:rFonts w:ascii="Malgun Gothic" w:hAnsi="Malgun Gothic" w:eastAsia="Malgun Gothic"/>
           <w:b/>
           <w:color w:val="111111"/>
-          <w:sz w:val="34"/>
+          <w:sz w:val="31"/>
         </w:rPr>
         <w:t>이력서</w:t>
+      </w:r>
+      <w:r>
+        <w:rPr>
+          <w:rFonts w:ascii="Malgun Gothic" w:hAnsi="Malgun Gothic" w:eastAsia="Malgun Gothic"/>
+          <w:b w:val="0"/>
+          <w:color w:val="5A5A5A"/>
+          <w:sz w:val="21"/>
+        </w:rPr>
+        <w:t xml:space="preserve">  |  anysplit 서비스 기획·QA 지원</w:t>
       </w:r>
     </w:p>
     <w:tbl>
@@ -24,27 +33,27 @@
         <w:tblLook w:firstColumn="1" w:firstRow="1" w:lastColumn="0" w:lastRow="0" w:noHBand="0" w:noVBand="1" w:val="04A0"/>
       </w:tblPr>
       <w:tblGrid>
-        <w:gridCol w:w="5046"/>
-        <w:gridCol w:w="5046"/>
+        <w:gridCol w:w="5103"/>
+        <w:gridCol w:w="5103"/>
       </w:tblGrid>
       <w:tr>
         <w:tc>
           <w:tcPr>
-            <w:tcW w:type="dxa" w:w="2211"/>
+            <w:tcW w:type="dxa" w:w="2154"/>
             <w:tcMar>
-              <w:top w:w="150" w:type="dxa"/>
-              <w:start w:w="150" w:type="dxa"/>
-              <w:bottom w:w="150" w:type="dxa"/>
-              <w:end w:w="150" w:type="dxa"/>
+              <w:top w:w="120" w:type="dxa"/>
+              <w:start w:w="120" w:type="dxa"/>
+              <w:bottom w:w="120" w:type="dxa"/>
+              <w:end w:w="120" w:type="dxa"/>
             </w:tcMar>
             <w:tcBorders>
-              <w:top w:val="single" w:sz="5" w:color="C9C9C9"/>
-              <w:left w:val="single" w:sz="5" w:color="C9C9C9"/>
-              <w:bottom w:val="single" w:sz="5" w:color="C9C9C9"/>
-              <w:right w:val="single" w:sz="5" w:color="C9C9C9"/>
+              <w:top w:val="single" w:sz="4" w:color="C9C9C9"/>
+              <w:left w:val="single" w:sz="4" w:color="C9C9C9"/>
+              <w:bottom w:val="single" w:sz="4" w:color="C9C9C9"/>
+              <w:right w:val="single" w:sz="4" w:color="C9C9C9"/>
             </w:tcBorders>
             <w:vAlign w:val="center"/>
-            <w:shd w:fill="F6F6F6"/>
+            <w:shd w:fill="F3F3F3"/>
           </w:tcPr>
           <w:p>
             <w:pPr>
@@ -53,7 +62,7 @@
             <w:r>
               <w:drawing>
                 <wp:inline xmlns:a="http://schemas.openxmlformats.org/drawingml/2006/main" xmlns:pic="http://schemas.openxmlformats.org/drawingml/2006/picture">
-                  <wp:extent cx="1080000" cy="1440000"/>
+                  <wp:extent cx="1044000" cy="1368000"/>
                   <wp:docPr id="1" name="Picture 1"/>
                   <wp:cNvGraphicFramePr>
                     <a:graphicFrameLocks noChangeAspect="1"/>
@@ -74,7 +83,7 @@
                         <pic:spPr>
                           <a:xfrm>
                             <a:off x="0" y="0"/>
-                            <a:ext cx="1080000" cy="1440000"/>
+                            <a:ext cx="1044000" cy="1368000"/>
                           </a:xfrm>
                           <a:prstGeom prst="rect"/>
                         </pic:spPr>
@@ -88,18 +97,18 @@
         </w:tc>
         <w:tc>
           <w:tcPr>
-            <w:tcW w:type="dxa" w:w="7824"/>
+            <w:tcW w:type="dxa" w:w="8051"/>
             <w:tcMar>
-              <w:top w:w="150" w:type="dxa"/>
-              <w:start w:w="150" w:type="dxa"/>
-              <w:bottom w:w="150" w:type="dxa"/>
-              <w:end w:w="150" w:type="dxa"/>
+              <w:top w:w="120" w:type="dxa"/>
+              <w:start w:w="120" w:type="dxa"/>
+              <w:bottom w:w="120" w:type="dxa"/>
+              <w:end w:w="120" w:type="dxa"/>
             </w:tcMar>
             <w:tcBorders>
-              <w:top w:val="single" w:sz="5" w:color="C9C9C9"/>
-              <w:left w:val="single" w:sz="5" w:color="C9C9C9"/>
-              <w:bottom w:val="single" w:sz="5" w:color="C9C9C9"/>
-              <w:right w:val="single" w:sz="5" w:color="C9C9C9"/>
+              <w:top w:val="single" w:sz="4" w:color="C9C9C9"/>
+              <w:left w:val="single" w:sz="4" w:color="C9C9C9"/>
+              <w:bottom w:val="single" w:sz="4" w:color="C9C9C9"/>
+              <w:right w:val="single" w:sz="4" w:color="C9C9C9"/>
             </w:tcBorders>
             <w:vAlign w:val="center"/>
           </w:tcPr>
@@ -112,292 +121,322 @@
                 <w:rFonts w:ascii="Malgun Gothic" w:hAnsi="Malgun Gothic" w:eastAsia="Malgun Gothic"/>
                 <w:b/>
                 <w:color w:val="111111"/>
-                <w:sz w:val="38"/>
+                <w:sz w:val="36"/>
               </w:rPr>
               <w:t>임상훈</w:t>
             </w:r>
           </w:p>
           <w:p>
             <w:pPr>
-              <w:spacing w:before="0" w:after="200" w:line="324" w:lineRule="auto"/>
+              <w:spacing w:before="0" w:after="140" w:line="324" w:lineRule="auto"/>
+            </w:pPr>
+            <w:r>
+              <w:rPr>
+                <w:rFonts w:ascii="Malgun Gothic" w:hAnsi="Malgun Gothic" w:eastAsia="Malgun Gothic"/>
+                <w:b/>
+                <w:color w:val="2A2A2A"/>
+                <w:sz w:val="21"/>
+              </w:rPr>
+              <w:t>사용자 관점에서 문제를 발견하고, 재현 가능한 형태로 정리하는 지원자</w:t>
+            </w:r>
+          </w:p>
+          <w:p>
+            <w:pPr>
+              <w:spacing w:before="0" w:after="0" w:line="324" w:lineRule="auto"/>
             </w:pPr>
             <w:r>
               <w:rPr>
                 <w:rFonts w:ascii="Malgun Gothic" w:hAnsi="Malgun Gothic" w:eastAsia="Malgun Gothic"/>
                 <w:b w:val="0"/>
-                <w:color w:val="222222"/>
-                <w:sz w:val="21"/>
+                <w:color w:val="5A5A5A"/>
+                <w:sz w:val="19"/>
               </w:rPr>
-              <w:t>고객 응대 경험과 AI·웹개발 학습 경험을 바탕으로 IT 기술영업과 기술지원 직무에 도전하고 있습니다.</w:t>
+              <w:t>서비스 현장에서 쌓은 고객 응대 경험과 AI·웹서비스 프로젝트 경험을 바탕으로, 기능과 사용자 흐름을 꼼꼼히 점검하고 개선으로 연결하겠습니다.</w:t>
             </w:r>
           </w:p>
-          <w:tbl>
-            <w:tblPr>
-              <w:tblW w:type="auto" w:w="0"/>
-              <w:tblLayout w:type="fixed"/>
-              <w:tblLook w:firstColumn="1" w:firstRow="1" w:lastColumn="0" w:lastRow="0" w:noHBand="0" w:noVBand="1" w:val="04A0"/>
-            </w:tblPr>
-            <w:tblGrid>
-              <w:gridCol w:w="1956"/>
-              <w:gridCol w:w="1956"/>
-              <w:gridCol w:w="1956"/>
-              <w:gridCol w:w="1956"/>
-            </w:tblGrid>
-            <w:tr>
-              <w:tc>
-                <w:tcPr>
-                  <w:tcW w:type="dxa" w:w="1020"/>
-                  <w:tcMar>
-                    <w:top w:w="85" w:type="dxa"/>
-                    <w:start w:w="80" w:type="dxa"/>
-                    <w:bottom w:w="85" w:type="dxa"/>
-                    <w:end w:w="80" w:type="dxa"/>
-                  </w:tcMar>
-                  <w:tcBorders>
-                    <w:top w:val="single" w:sz="3" w:color="C9C9C9"/>
-                    <w:left w:val="single" w:sz="3" w:color="C9C9C9"/>
-                    <w:bottom w:val="single" w:sz="3" w:color="C9C9C9"/>
-                    <w:right w:val="single" w:sz="3" w:color="C9C9C9"/>
-                  </w:tcBorders>
-                  <w:shd w:fill="F6F6F6"/>
-                </w:tcPr>
-                <w:p>
-                  <w:pPr>
-                    <w:jc w:val="center"/>
-                  </w:pPr>
-                  <w:r>
-                    <w:rPr>
-                      <w:rFonts w:ascii="Malgun Gothic" w:hAnsi="Malgun Gothic" w:eastAsia="Malgun Gothic"/>
-                      <w:b/>
-                      <w:color w:val="444444"/>
-                      <w:sz w:val="19"/>
-                    </w:rPr>
-                    <w:t>휴대전화</w:t>
-                  </w:r>
-                </w:p>
-              </w:tc>
-              <w:tc>
-                <w:tcPr>
-                  <w:tcW w:type="dxa" w:w="2664"/>
-                  <w:tcMar>
-                    <w:top w:w="85" w:type="dxa"/>
-                    <w:start w:w="80" w:type="dxa"/>
-                    <w:bottom w:w="85" w:type="dxa"/>
-                    <w:end w:w="80" w:type="dxa"/>
-                  </w:tcMar>
-                  <w:tcBorders>
-                    <w:top w:val="single" w:sz="3" w:color="C9C9C9"/>
-                    <w:left w:val="single" w:sz="3" w:color="C9C9C9"/>
-                    <w:bottom w:val="single" w:sz="3" w:color="C9C9C9"/>
-                    <w:right w:val="single" w:sz="3" w:color="C9C9C9"/>
-                  </w:tcBorders>
-                </w:tcPr>
-                <w:p>
-                  <w:r>
-                    <w:rPr>
-                      <w:rFonts w:ascii="Malgun Gothic" w:hAnsi="Malgun Gothic" w:eastAsia="Malgun Gothic"/>
-                      <w:b w:val="0"/>
-                      <w:color w:val="222222"/>
-                      <w:sz w:val="19"/>
-                    </w:rPr>
-                    <w:t>010-3667-8153</w:t>
-                  </w:r>
-                </w:p>
-              </w:tc>
-              <w:tc>
-                <w:tcPr>
-                  <w:tcW w:type="dxa" w:w="1020"/>
-                  <w:tcMar>
-                    <w:top w:w="85" w:type="dxa"/>
-                    <w:start w:w="80" w:type="dxa"/>
-                    <w:bottom w:w="85" w:type="dxa"/>
-                    <w:end w:w="80" w:type="dxa"/>
-                  </w:tcMar>
-                  <w:tcBorders>
-                    <w:top w:val="single" w:sz="3" w:color="C9C9C9"/>
-                    <w:left w:val="single" w:sz="3" w:color="C9C9C9"/>
-                    <w:bottom w:val="single" w:sz="3" w:color="C9C9C9"/>
-                    <w:right w:val="single" w:sz="3" w:color="C9C9C9"/>
-                  </w:tcBorders>
-                  <w:shd w:fill="F6F6F6"/>
-                </w:tcPr>
-                <w:p>
-                  <w:pPr>
-                    <w:jc w:val="center"/>
-                  </w:pPr>
-                  <w:r>
-                    <w:rPr>
-                      <w:rFonts w:ascii="Malgun Gothic" w:hAnsi="Malgun Gothic" w:eastAsia="Malgun Gothic"/>
-                      <w:b/>
-                      <w:color w:val="444444"/>
-                      <w:sz w:val="19"/>
-                    </w:rPr>
-                    <w:t>이메일</w:t>
-                  </w:r>
-                </w:p>
-              </w:tc>
-              <w:tc>
-                <w:tcPr>
-                  <w:tcW w:type="dxa" w:w="3118"/>
-                  <w:tcMar>
-                    <w:top w:w="85" w:type="dxa"/>
-                    <w:start w:w="80" w:type="dxa"/>
-                    <w:bottom w:w="85" w:type="dxa"/>
-                    <w:end w:w="80" w:type="dxa"/>
-                  </w:tcMar>
-                  <w:tcBorders>
-                    <w:top w:val="single" w:sz="3" w:color="C9C9C9"/>
-                    <w:left w:val="single" w:sz="3" w:color="C9C9C9"/>
-                    <w:bottom w:val="single" w:sz="3" w:color="C9C9C9"/>
-                    <w:right w:val="single" w:sz="3" w:color="C9C9C9"/>
-                  </w:tcBorders>
-                </w:tcPr>
-                <w:p>
-                  <w:r>
-                    <w:rPr>
-                      <w:rFonts w:ascii="Malgun Gothic" w:hAnsi="Malgun Gothic" w:eastAsia="Malgun Gothic"/>
-                      <w:b w:val="0"/>
-                      <w:color w:val="222222"/>
-                      <w:sz w:val="19"/>
-                    </w:rPr>
-                    <w:t>dlatkdgns546@kakao.com</w:t>
-                  </w:r>
-                </w:p>
-              </w:tc>
-            </w:tr>
-            <w:tr>
-              <w:tc>
-                <w:tcPr>
-                  <w:tcW w:type="dxa" w:w="1020"/>
-                  <w:tcMar>
-                    <w:top w:w="85" w:type="dxa"/>
-                    <w:start w:w="80" w:type="dxa"/>
-                    <w:bottom w:w="85" w:type="dxa"/>
-                    <w:end w:w="80" w:type="dxa"/>
-                  </w:tcMar>
-                  <w:tcBorders>
-                    <w:top w:val="single" w:sz="3" w:color="C9C9C9"/>
-                    <w:left w:val="single" w:sz="3" w:color="C9C9C9"/>
-                    <w:bottom w:val="single" w:sz="3" w:color="C9C9C9"/>
-                    <w:right w:val="single" w:sz="3" w:color="C9C9C9"/>
-                  </w:tcBorders>
-                  <w:shd w:fill="F6F6F6"/>
-                </w:tcPr>
-                <w:p>
-                  <w:pPr>
-                    <w:jc w:val="center"/>
-                  </w:pPr>
-                  <w:r>
-                    <w:rPr>
-                      <w:rFonts w:ascii="Malgun Gothic" w:hAnsi="Malgun Gothic" w:eastAsia="Malgun Gothic"/>
-                      <w:b/>
-                      <w:color w:val="444444"/>
-                      <w:sz w:val="19"/>
-                    </w:rPr>
-                    <w:t>주소</w:t>
-                  </w:r>
-                </w:p>
-              </w:tc>
-              <w:tc>
-                <w:tcPr>
-                  <w:tcW w:type="dxa" w:w="2664"/>
-                  <w:tcMar>
-                    <w:top w:w="85" w:type="dxa"/>
-                    <w:start w:w="80" w:type="dxa"/>
-                    <w:bottom w:w="85" w:type="dxa"/>
-                    <w:end w:w="80" w:type="dxa"/>
-                  </w:tcMar>
-                  <w:tcBorders>
-                    <w:top w:val="single" w:sz="3" w:color="C9C9C9"/>
-                    <w:left w:val="single" w:sz="3" w:color="C9C9C9"/>
-                    <w:bottom w:val="single" w:sz="3" w:color="C9C9C9"/>
-                    <w:right w:val="single" w:sz="3" w:color="C9C9C9"/>
-                  </w:tcBorders>
-                </w:tcPr>
-                <w:p>
-                  <w:r>
-                    <w:rPr>
-                      <w:rFonts w:ascii="Malgun Gothic" w:hAnsi="Malgun Gothic" w:eastAsia="Malgun Gothic"/>
-                      <w:b w:val="0"/>
-                      <w:color w:val="222222"/>
-                      <w:sz w:val="19"/>
-                    </w:rPr>
-                    <w:t>서울 은평구 증산동</w:t>
-                  </w:r>
-                </w:p>
-              </w:tc>
-              <w:tc>
-                <w:tcPr>
-                  <w:tcW w:type="dxa" w:w="1020"/>
-                  <w:tcMar>
-                    <w:top w:w="85" w:type="dxa"/>
-                    <w:start w:w="80" w:type="dxa"/>
-                    <w:bottom w:w="85" w:type="dxa"/>
-                    <w:end w:w="80" w:type="dxa"/>
-                  </w:tcMar>
-                  <w:tcBorders>
-                    <w:top w:val="single" w:sz="3" w:color="C9C9C9"/>
-                    <w:left w:val="single" w:sz="3" w:color="C9C9C9"/>
-                    <w:bottom w:val="single" w:sz="3" w:color="C9C9C9"/>
-                    <w:right w:val="single" w:sz="3" w:color="C9C9C9"/>
-                  </w:tcBorders>
-                  <w:shd w:fill="F6F6F6"/>
-                </w:tcPr>
-                <w:p>
-                  <w:pPr>
-                    <w:jc w:val="center"/>
-                  </w:pPr>
-                  <w:r>
-                    <w:rPr>
-                      <w:rFonts w:ascii="Malgun Gothic" w:hAnsi="Malgun Gothic" w:eastAsia="Malgun Gothic"/>
-                      <w:b/>
-                      <w:color w:val="444444"/>
-                      <w:sz w:val="19"/>
-                    </w:rPr>
-                    <w:t>출생</w:t>
-                  </w:r>
-                </w:p>
-              </w:tc>
-              <w:tc>
-                <w:tcPr>
-                  <w:tcW w:type="dxa" w:w="3118"/>
-                  <w:tcMar>
-                    <w:top w:w="85" w:type="dxa"/>
-                    <w:start w:w="80" w:type="dxa"/>
-                    <w:bottom w:w="85" w:type="dxa"/>
-                    <w:end w:w="80" w:type="dxa"/>
-                  </w:tcMar>
-                  <w:tcBorders>
-                    <w:top w:val="single" w:sz="3" w:color="C9C9C9"/>
-                    <w:left w:val="single" w:sz="3" w:color="C9C9C9"/>
-                    <w:bottom w:val="single" w:sz="3" w:color="C9C9C9"/>
-                    <w:right w:val="single" w:sz="3" w:color="C9C9C9"/>
-                  </w:tcBorders>
-                </w:tcPr>
-                <w:p>
-                  <w:r>
-                    <w:rPr>
-                      <w:rFonts w:ascii="Malgun Gothic" w:hAnsi="Malgun Gothic" w:eastAsia="Malgun Gothic"/>
-                      <w:b w:val="0"/>
-                      <w:color w:val="222222"/>
-                      <w:sz w:val="19"/>
-                    </w:rPr>
-                    <w:t>2001년</w:t>
-                  </w:r>
-                </w:p>
-              </w:tc>
-            </w:tr>
-          </w:tbl>
-          <w:p/>
         </w:tc>
       </w:tr>
     </w:tbl>
-    <w:p/>
+    <w:tbl>
+      <w:tblPr>
+        <w:tblW w:type="auto" w:w="0"/>
+        <w:jc w:val="center"/>
+        <w:tblLayout w:type="fixed"/>
+        <w:tblLook w:firstColumn="1" w:firstRow="1" w:lastColumn="0" w:lastRow="0" w:noHBand="0" w:noVBand="1" w:val="04A0"/>
+      </w:tblPr>
+      <w:tblGrid>
+        <w:gridCol w:w="2551"/>
+        <w:gridCol w:w="2551"/>
+        <w:gridCol w:w="2551"/>
+        <w:gridCol w:w="2551"/>
+      </w:tblGrid>
+      <w:tr>
+        <w:tc>
+          <w:tcPr>
+            <w:tcW w:type="dxa" w:w="1360"/>
+            <w:tcMar>
+              <w:top w:w="85" w:type="dxa"/>
+              <w:start w:w="90" w:type="dxa"/>
+              <w:bottom w:w="85" w:type="dxa"/>
+              <w:end w:w="90" w:type="dxa"/>
+            </w:tcMar>
+            <w:tcBorders>
+              <w:top w:val="single" w:sz="4" w:color="C9C9C9"/>
+              <w:left w:val="single" w:sz="4" w:color="C9C9C9"/>
+              <w:bottom w:val="single" w:sz="4" w:color="C9C9C9"/>
+              <w:right w:val="single" w:sz="4" w:color="C9C9C9"/>
+            </w:tcBorders>
+            <w:shd w:fill="F3F3F3"/>
+          </w:tcPr>
+          <w:p>
+            <w:pPr>
+              <w:spacing w:before="0" w:after="0" w:line="276" w:lineRule="auto"/>
+              <w:jc w:val="center"/>
+            </w:pPr>
+            <w:r>
+              <w:rPr>
+                <w:rFonts w:ascii="Malgun Gothic" w:hAnsi="Malgun Gothic" w:eastAsia="Malgun Gothic"/>
+                <w:b/>
+                <w:color w:val="5A5A5A"/>
+                <w:sz w:val="17"/>
+              </w:rPr>
+              <w:t>휴대전화</w:t>
+            </w:r>
+          </w:p>
+        </w:tc>
+        <w:tc>
+          <w:tcPr>
+            <w:tcW w:type="dxa" w:w="3118"/>
+            <w:tcMar>
+              <w:top w:w="85" w:type="dxa"/>
+              <w:start w:w="90" w:type="dxa"/>
+              <w:bottom w:w="85" w:type="dxa"/>
+              <w:end w:w="90" w:type="dxa"/>
+            </w:tcMar>
+            <w:tcBorders>
+              <w:top w:val="single" w:sz="4" w:color="C9C9C9"/>
+              <w:left w:val="single" w:sz="4" w:color="C9C9C9"/>
+              <w:bottom w:val="single" w:sz="4" w:color="C9C9C9"/>
+              <w:right w:val="single" w:sz="4" w:color="C9C9C9"/>
+            </w:tcBorders>
+          </w:tcPr>
+          <w:p>
+            <w:pPr>
+              <w:spacing w:before="0" w:after="0" w:line="276" w:lineRule="auto"/>
+            </w:pPr>
+            <w:r>
+              <w:rPr>
+                <w:rFonts w:ascii="Malgun Gothic" w:hAnsi="Malgun Gothic" w:eastAsia="Malgun Gothic"/>
+                <w:b w:val="0"/>
+                <w:color w:val="2A2A2A"/>
+                <w:sz w:val="18"/>
+              </w:rPr>
+              <w:t>010-3667-8153</w:t>
+            </w:r>
+          </w:p>
+        </w:tc>
+        <w:tc>
+          <w:tcPr>
+            <w:tcW w:type="dxa" w:w="1360"/>
+            <w:tcMar>
+              <w:top w:w="85" w:type="dxa"/>
+              <w:start w:w="90" w:type="dxa"/>
+              <w:bottom w:w="85" w:type="dxa"/>
+              <w:end w:w="90" w:type="dxa"/>
+            </w:tcMar>
+            <w:tcBorders>
+              <w:top w:val="single" w:sz="4" w:color="C9C9C9"/>
+              <w:left w:val="single" w:sz="4" w:color="C9C9C9"/>
+              <w:bottom w:val="single" w:sz="4" w:color="C9C9C9"/>
+              <w:right w:val="single" w:sz="4" w:color="C9C9C9"/>
+            </w:tcBorders>
+            <w:shd w:fill="F3F3F3"/>
+          </w:tcPr>
+          <w:p>
+            <w:pPr>
+              <w:spacing w:before="0" w:after="0" w:line="276" w:lineRule="auto"/>
+              <w:jc w:val="center"/>
+            </w:pPr>
+            <w:r>
+              <w:rPr>
+                <w:rFonts w:ascii="Malgun Gothic" w:hAnsi="Malgun Gothic" w:eastAsia="Malgun Gothic"/>
+                <w:b/>
+                <w:color w:val="5A5A5A"/>
+                <w:sz w:val="17"/>
+              </w:rPr>
+              <w:t>이메일</w:t>
+            </w:r>
+          </w:p>
+        </w:tc>
+        <w:tc>
+          <w:tcPr>
+            <w:tcW w:type="dxa" w:w="4365"/>
+            <w:tcMar>
+              <w:top w:w="85" w:type="dxa"/>
+              <w:start w:w="90" w:type="dxa"/>
+              <w:bottom w:w="85" w:type="dxa"/>
+              <w:end w:w="90" w:type="dxa"/>
+            </w:tcMar>
+            <w:tcBorders>
+              <w:top w:val="single" w:sz="4" w:color="C9C9C9"/>
+              <w:left w:val="single" w:sz="4" w:color="C9C9C9"/>
+              <w:bottom w:val="single" w:sz="4" w:color="C9C9C9"/>
+              <w:right w:val="single" w:sz="4" w:color="C9C9C9"/>
+            </w:tcBorders>
+          </w:tcPr>
+          <w:p>
+            <w:pPr>
+              <w:spacing w:before="0" w:after="0" w:line="276" w:lineRule="auto"/>
+            </w:pPr>
+            <w:r>
+              <w:rPr>
+                <w:rFonts w:ascii="Malgun Gothic" w:hAnsi="Malgun Gothic" w:eastAsia="Malgun Gothic"/>
+                <w:b w:val="0"/>
+                <w:color w:val="2A2A2A"/>
+                <w:sz w:val="18"/>
+              </w:rPr>
+              <w:t>dlatkdgns456@gmail.com</w:t>
+            </w:r>
+          </w:p>
+        </w:tc>
+      </w:tr>
+      <w:tr>
+        <w:tc>
+          <w:tcPr>
+            <w:tcW w:type="dxa" w:w="1360"/>
+            <w:tcMar>
+              <w:top w:w="85" w:type="dxa"/>
+              <w:start w:w="90" w:type="dxa"/>
+              <w:bottom w:w="85" w:type="dxa"/>
+              <w:end w:w="90" w:type="dxa"/>
+            </w:tcMar>
+            <w:tcBorders>
+              <w:top w:val="single" w:sz="4" w:color="C9C9C9"/>
+              <w:left w:val="single" w:sz="4" w:color="C9C9C9"/>
+              <w:bottom w:val="single" w:sz="4" w:color="C9C9C9"/>
+              <w:right w:val="single" w:sz="4" w:color="C9C9C9"/>
+            </w:tcBorders>
+            <w:shd w:fill="F3F3F3"/>
+          </w:tcPr>
+          <w:p>
+            <w:pPr>
+              <w:spacing w:before="0" w:after="0" w:line="276" w:lineRule="auto"/>
+              <w:jc w:val="center"/>
+            </w:pPr>
+            <w:r>
+              <w:rPr>
+                <w:rFonts w:ascii="Malgun Gothic" w:hAnsi="Malgun Gothic" w:eastAsia="Malgun Gothic"/>
+                <w:b/>
+                <w:color w:val="5A5A5A"/>
+                <w:sz w:val="17"/>
+              </w:rPr>
+              <w:t>거주지</w:t>
+            </w:r>
+          </w:p>
+        </w:tc>
+        <w:tc>
+          <w:tcPr>
+            <w:tcW w:type="dxa" w:w="3118"/>
+            <w:tcMar>
+              <w:top w:w="85" w:type="dxa"/>
+              <w:start w:w="90" w:type="dxa"/>
+              <w:bottom w:w="85" w:type="dxa"/>
+              <w:end w:w="90" w:type="dxa"/>
+            </w:tcMar>
+            <w:tcBorders>
+              <w:top w:val="single" w:sz="4" w:color="C9C9C9"/>
+              <w:left w:val="single" w:sz="4" w:color="C9C9C9"/>
+              <w:bottom w:val="single" w:sz="4" w:color="C9C9C9"/>
+              <w:right w:val="single" w:sz="4" w:color="C9C9C9"/>
+            </w:tcBorders>
+          </w:tcPr>
+          <w:p>
+            <w:pPr>
+              <w:spacing w:before="0" w:after="0" w:line="276" w:lineRule="auto"/>
+            </w:pPr>
+            <w:r>
+              <w:rPr>
+                <w:rFonts w:ascii="Malgun Gothic" w:hAnsi="Malgun Gothic" w:eastAsia="Malgun Gothic"/>
+                <w:b w:val="0"/>
+                <w:color w:val="2A2A2A"/>
+                <w:sz w:val="18"/>
+              </w:rPr>
+              <w:t>서울 은평구</w:t>
+            </w:r>
+          </w:p>
+        </w:tc>
+        <w:tc>
+          <w:tcPr>
+            <w:tcW w:type="dxa" w:w="1360"/>
+            <w:tcMar>
+              <w:top w:w="85" w:type="dxa"/>
+              <w:start w:w="90" w:type="dxa"/>
+              <w:bottom w:w="85" w:type="dxa"/>
+              <w:end w:w="90" w:type="dxa"/>
+            </w:tcMar>
+            <w:tcBorders>
+              <w:top w:val="single" w:sz="4" w:color="C9C9C9"/>
+              <w:left w:val="single" w:sz="4" w:color="C9C9C9"/>
+              <w:bottom w:val="single" w:sz="4" w:color="C9C9C9"/>
+              <w:right w:val="single" w:sz="4" w:color="C9C9C9"/>
+            </w:tcBorders>
+            <w:shd w:fill="F3F3F3"/>
+          </w:tcPr>
+          <w:p>
+            <w:pPr>
+              <w:spacing w:before="0" w:after="0" w:line="276" w:lineRule="auto"/>
+              <w:jc w:val="center"/>
+            </w:pPr>
+            <w:r>
+              <w:rPr>
+                <w:rFonts w:ascii="Malgun Gothic" w:hAnsi="Malgun Gothic" w:eastAsia="Malgun Gothic"/>
+                <w:b/>
+                <w:color w:val="5A5A5A"/>
+                <w:sz w:val="17"/>
+              </w:rPr>
+              <w:t>포트폴리오</w:t>
+            </w:r>
+          </w:p>
+        </w:tc>
+        <w:tc>
+          <w:tcPr>
+            <w:tcW w:type="dxa" w:w="4365"/>
+            <w:tcMar>
+              <w:top w:w="85" w:type="dxa"/>
+              <w:start w:w="90" w:type="dxa"/>
+              <w:bottom w:w="85" w:type="dxa"/>
+              <w:end w:w="90" w:type="dxa"/>
+            </w:tcMar>
+            <w:tcBorders>
+              <w:top w:val="single" w:sz="4" w:color="C9C9C9"/>
+              <w:left w:val="single" w:sz="4" w:color="C9C9C9"/>
+              <w:bottom w:val="single" w:sz="4" w:color="C9C9C9"/>
+              <w:right w:val="single" w:sz="4" w:color="C9C9C9"/>
+            </w:tcBorders>
+          </w:tcPr>
+          <w:p>
+            <w:pPr>
+              <w:spacing w:before="0" w:after="0" w:line="276" w:lineRule="auto"/>
+            </w:pPr>
+            <w:r>
+              <w:rPr>
+                <w:rFonts w:ascii="Malgun Gothic" w:hAnsi="Malgun Gothic" w:eastAsia="Malgun Gothic"/>
+                <w:b w:val="0"/>
+                <w:color w:val="2A2A2A"/>
+                <w:sz w:val="18"/>
+              </w:rPr>
+              <w:t>dlatkdgns456-ship-it.github.io</w:t>
+            </w:r>
+          </w:p>
+        </w:tc>
+      </w:tr>
+    </w:tbl>
     <w:p>
       <w:pPr>
-        <w:pStyle w:val="SectionTitle"/>
+        <w:keepNext/>
+        <w:spacing w:before="140" w:after="100" w:line="240" w:lineRule="auto"/>
         <w:pBdr>
-          <w:bottom w:val="single" w:sz="6" w:space="4" w:color="C9C9C9"/>
+          <w:bottom w:val="single" w:sz="5" w:space="4" w:color="C9C9C9"/>
         </w:pBdr>
       </w:pPr>
       <w:r>
@@ -405,58 +444,9 @@
           <w:rFonts w:ascii="Malgun Gothic" w:hAnsi="Malgun Gothic" w:eastAsia="Malgun Gothic"/>
           <w:b/>
           <w:color w:val="111111"/>
-          <w:sz w:val="27"/>
+          <w:sz w:val="25"/>
         </w:rPr>
-        <w:t>간단 소개</w:t>
-      </w:r>
-    </w:p>
-    <w:p>
-      <w:pPr>
-        <w:spacing w:before="80" w:after="0" w:line="348" w:lineRule="auto"/>
-      </w:pPr>
-      <w:r>
-        <w:rPr>
-          <w:rFonts w:ascii="Malgun Gothic" w:hAnsi="Malgun Gothic" w:eastAsia="Malgun Gothic"/>
-          <w:b w:val="0"/>
-          <w:color w:val="222222"/>
-          <w:sz w:val="21"/>
-        </w:rPr>
-        <w:t xml:space="preserve">사람을 직접 응대하는 일을 하면서 상대가 원하는 걸 먼저 듣고 정리하는 습관이 생겼습니다. </w:t>
-      </w:r>
-      <w:r>
-        <w:rPr>
-          <w:rFonts w:ascii="Malgun Gothic" w:hAnsi="Malgun Gothic" w:eastAsia="Malgun Gothic"/>
-          <w:b w:val="0"/>
-          <w:color w:val="222222"/>
-          <w:sz w:val="21"/>
-        </w:rPr>
-        <w:t xml:space="preserve">최근에는 AI와 코딩을 배우면서 기술 쪽으로 방향을 넓혔고, </w:t>
-      </w:r>
-      <w:r>
-        <w:rPr>
-          <w:rFonts w:ascii="Malgun Gothic" w:hAnsi="Malgun Gothic" w:eastAsia="Malgun Gothic"/>
-          <w:b w:val="0"/>
-          <w:color w:val="222222"/>
-          <w:sz w:val="21"/>
-        </w:rPr>
-        <w:t>이제는 고객 응대 경험과 배운 내용을 같이 살려 IT 기술영업이나 기술지원 쪽에서 일하고 싶습니다.</w:t>
-      </w:r>
-    </w:p>
-    <w:p>
-      <w:pPr>
-        <w:pStyle w:val="SectionTitle"/>
-        <w:pBdr>
-          <w:bottom w:val="single" w:sz="6" w:space="4" w:color="C9C9C9"/>
-        </w:pBdr>
-      </w:pPr>
-      <w:r>
-        <w:rPr>
-          <w:rFonts w:ascii="Malgun Gothic" w:hAnsi="Malgun Gothic" w:eastAsia="Malgun Gothic"/>
-          <w:b/>
-          <w:color w:val="111111"/>
-          <w:sz w:val="27"/>
-        </w:rPr>
-        <w:t>핵심 역량</w:t>
+        <w:t>직무 핵심 역량</w:t>
       </w:r>
     </w:p>
     <w:tbl>
@@ -467,18 +457,18 @@
         <w:tblLook w:firstColumn="1" w:firstRow="1" w:lastColumn="0" w:lastRow="0" w:noHBand="0" w:noVBand="1" w:val="04A0"/>
       </w:tblPr>
       <w:tblGrid>
-        <w:gridCol w:w="5046"/>
-        <w:gridCol w:w="5046"/>
+        <w:gridCol w:w="5103"/>
+        <w:gridCol w:w="5103"/>
       </w:tblGrid>
       <w:tr>
         <w:tc>
           <w:tcPr>
-            <w:tcW w:type="dxa" w:w="1984"/>
+            <w:tcW w:type="dxa" w:w="1927"/>
             <w:tcMar>
-              <w:top w:w="130" w:type="dxa"/>
-              <w:start w:w="130" w:type="dxa"/>
-              <w:bottom w:w="130" w:type="dxa"/>
-              <w:end w:w="130" w:type="dxa"/>
+              <w:top w:w="100" w:type="dxa"/>
+              <w:start w:w="110" w:type="dxa"/>
+              <w:bottom w:w="100" w:type="dxa"/>
+              <w:end w:w="110" w:type="dxa"/>
             </w:tcMar>
             <w:tcBorders>
               <w:top w:val="single" w:sz="4" w:color="C9C9C9"/>
@@ -487,32 +477,32 @@
               <w:right w:val="single" w:sz="4" w:color="C9C9C9"/>
             </w:tcBorders>
             <w:vAlign w:val="center"/>
-            <w:shd w:fill="F6F6F6"/>
+            <w:shd w:fill="F3F3F3"/>
           </w:tcPr>
           <w:p>
             <w:pPr>
-              <w:spacing w:before="0" w:after="0" w:line="288" w:lineRule="auto"/>
+              <w:spacing w:before="0" w:after="0" w:line="276" w:lineRule="auto"/>
               <w:jc w:val="center"/>
             </w:pPr>
             <w:r>
               <w:rPr>
                 <w:rFonts w:ascii="Malgun Gothic" w:hAnsi="Malgun Gothic" w:eastAsia="Malgun Gothic"/>
                 <w:b/>
-                <w:color w:val="444444"/>
-                <w:sz w:val="20"/>
+                <w:color w:val="5A5A5A"/>
+                <w:sz w:val="18"/>
               </w:rPr>
-              <w:t>고객 응대</w:t>
+              <w:t>사용자 흐름 점검</w:t>
             </w:r>
           </w:p>
         </w:tc>
         <w:tc>
           <w:tcPr>
-            <w:tcW w:type="dxa" w:w="8051"/>
+            <w:tcW w:type="dxa" w:w="8278"/>
             <w:tcMar>
-              <w:top w:w="130" w:type="dxa"/>
-              <w:start w:w="130" w:type="dxa"/>
-              <w:bottom w:w="130" w:type="dxa"/>
-              <w:end w:w="130" w:type="dxa"/>
+              <w:top w:w="100" w:type="dxa"/>
+              <w:start w:w="110" w:type="dxa"/>
+              <w:bottom w:w="100" w:type="dxa"/>
+              <w:end w:w="110" w:type="dxa"/>
             </w:tcMar>
             <w:tcBorders>
               <w:top w:val="single" w:sz="4" w:color="C9C9C9"/>
@@ -524,16 +514,16 @@
           </w:tcPr>
           <w:p>
             <w:pPr>
-              <w:spacing w:before="0" w:after="0" w:line="307" w:lineRule="auto"/>
+              <w:spacing w:before="0" w:after="0" w:line="300" w:lineRule="auto"/>
             </w:pPr>
             <w:r>
               <w:rPr>
                 <w:rFonts w:ascii="Malgun Gothic" w:hAnsi="Malgun Gothic" w:eastAsia="Malgun Gothic"/>
                 <w:b w:val="0"/>
-                <w:color w:val="222222"/>
-                <w:sz w:val="21"/>
+                <w:color w:val="2A2A2A"/>
+                <w:sz w:val="18"/>
               </w:rPr>
-              <w:t>상대가 원하는 내용을 듣고 정리한 뒤, 이해하기 쉽게 설명하는 데 익숙합니다.</w:t>
+              <w:t>가입·검색·입력·저장·화면 이동 등 사용자의 전체 흐름을 따라가며 불편과 오류를 확인합니다.</w:t>
             </w:r>
           </w:p>
         </w:tc>
@@ -541,12 +531,12 @@
       <w:tr>
         <w:tc>
           <w:tcPr>
-            <w:tcW w:type="dxa" w:w="1984"/>
+            <w:tcW w:type="dxa" w:w="1927"/>
             <w:tcMar>
-              <w:top w:w="130" w:type="dxa"/>
-              <w:start w:w="130" w:type="dxa"/>
-              <w:bottom w:w="130" w:type="dxa"/>
-              <w:end w:w="130" w:type="dxa"/>
+              <w:top w:w="100" w:type="dxa"/>
+              <w:start w:w="110" w:type="dxa"/>
+              <w:bottom w:w="100" w:type="dxa"/>
+              <w:end w:w="110" w:type="dxa"/>
             </w:tcMar>
             <w:tcBorders>
               <w:top w:val="single" w:sz="4" w:color="C9C9C9"/>
@@ -555,32 +545,32 @@
               <w:right w:val="single" w:sz="4" w:color="C9C9C9"/>
             </w:tcBorders>
             <w:vAlign w:val="center"/>
-            <w:shd w:fill="F6F6F6"/>
+            <w:shd w:fill="F3F3F3"/>
           </w:tcPr>
           <w:p>
             <w:pPr>
-              <w:spacing w:before="0" w:after="0" w:line="288" w:lineRule="auto"/>
+              <w:spacing w:before="0" w:after="0" w:line="276" w:lineRule="auto"/>
               <w:jc w:val="center"/>
             </w:pPr>
             <w:r>
               <w:rPr>
                 <w:rFonts w:ascii="Malgun Gothic" w:hAnsi="Malgun Gothic" w:eastAsia="Malgun Gothic"/>
                 <w:b/>
-                <w:color w:val="444444"/>
-                <w:sz w:val="20"/>
+                <w:color w:val="5A5A5A"/>
+                <w:sz w:val="18"/>
               </w:rPr>
-              <w:t>기술 이해</w:t>
+              <w:t>이슈 재현·정리</w:t>
             </w:r>
           </w:p>
         </w:tc>
         <w:tc>
           <w:tcPr>
-            <w:tcW w:type="dxa" w:w="8051"/>
+            <w:tcW w:type="dxa" w:w="8278"/>
             <w:tcMar>
-              <w:top w:w="130" w:type="dxa"/>
-              <w:start w:w="130" w:type="dxa"/>
-              <w:bottom w:w="130" w:type="dxa"/>
-              <w:end w:w="130" w:type="dxa"/>
+              <w:top w:w="100" w:type="dxa"/>
+              <w:start w:w="110" w:type="dxa"/>
+              <w:bottom w:w="100" w:type="dxa"/>
+              <w:end w:w="110" w:type="dxa"/>
             </w:tcMar>
             <w:tcBorders>
               <w:top w:val="single" w:sz="4" w:color="C9C9C9"/>
@@ -592,16 +582,16 @@
           </w:tcPr>
           <w:p>
             <w:pPr>
-              <w:spacing w:before="0" w:after="0" w:line="307" w:lineRule="auto"/>
+              <w:spacing w:before="0" w:after="0" w:line="300" w:lineRule="auto"/>
             </w:pPr>
             <w:r>
               <w:rPr>
                 <w:rFonts w:ascii="Malgun Gothic" w:hAnsi="Malgun Gothic" w:eastAsia="Malgun Gothic"/>
                 <w:b w:val="0"/>
-                <w:color w:val="222222"/>
-                <w:sz w:val="21"/>
+                <w:color w:val="2A2A2A"/>
+                <w:sz w:val="18"/>
               </w:rPr>
-              <w:t>AI, 웹 프론트엔드·백엔드, 데이터베이스와 API 구조를 배우고 프로젝트에 적용해봤습니다.</w:t>
+              <w:t>문제가 발생한 조건, 재현 순서, 기대 결과와 실제 결과를 구분해 전달하는 방식을 익히고 있습니다.</w:t>
             </w:r>
           </w:p>
         </w:tc>
@@ -609,12 +599,12 @@
       <w:tr>
         <w:tc>
           <w:tcPr>
-            <w:tcW w:type="dxa" w:w="1984"/>
+            <w:tcW w:type="dxa" w:w="1927"/>
             <w:tcMar>
-              <w:top w:w="130" w:type="dxa"/>
-              <w:start w:w="130" w:type="dxa"/>
-              <w:bottom w:w="130" w:type="dxa"/>
-              <w:end w:w="130" w:type="dxa"/>
+              <w:top w:w="100" w:type="dxa"/>
+              <w:start w:w="110" w:type="dxa"/>
+              <w:bottom w:w="100" w:type="dxa"/>
+              <w:end w:w="110" w:type="dxa"/>
             </w:tcMar>
             <w:tcBorders>
               <w:top w:val="single" w:sz="4" w:color="C9C9C9"/>
@@ -623,32 +613,32 @@
               <w:right w:val="single" w:sz="4" w:color="C9C9C9"/>
             </w:tcBorders>
             <w:vAlign w:val="center"/>
-            <w:shd w:fill="F6F6F6"/>
+            <w:shd w:fill="F3F3F3"/>
           </w:tcPr>
           <w:p>
             <w:pPr>
-              <w:spacing w:before="0" w:after="0" w:line="288" w:lineRule="auto"/>
+              <w:spacing w:before="0" w:after="0" w:line="276" w:lineRule="auto"/>
               <w:jc w:val="center"/>
             </w:pPr>
             <w:r>
               <w:rPr>
                 <w:rFonts w:ascii="Malgun Gothic" w:hAnsi="Malgun Gothic" w:eastAsia="Malgun Gothic"/>
                 <w:b/>
-                <w:color w:val="444444"/>
-                <w:sz w:val="20"/>
+                <w:color w:val="5A5A5A"/>
+                <w:sz w:val="18"/>
               </w:rPr>
-              <w:t>적응력</w:t>
+              <w:t>개발 이해·협업</w:t>
             </w:r>
           </w:p>
         </w:tc>
         <w:tc>
           <w:tcPr>
-            <w:tcW w:type="dxa" w:w="8051"/>
+            <w:tcW w:type="dxa" w:w="8278"/>
             <w:tcMar>
-              <w:top w:w="130" w:type="dxa"/>
-              <w:start w:w="130" w:type="dxa"/>
-              <w:bottom w:w="130" w:type="dxa"/>
-              <w:end w:w="130" w:type="dxa"/>
+              <w:top w:w="100" w:type="dxa"/>
+              <w:start w:w="110" w:type="dxa"/>
+              <w:bottom w:w="100" w:type="dxa"/>
+              <w:end w:w="110" w:type="dxa"/>
             </w:tcMar>
             <w:tcBorders>
               <w:top w:val="single" w:sz="4" w:color="C9C9C9"/>
@@ -660,16 +650,16 @@
           </w:tcPr>
           <w:p>
             <w:pPr>
-              <w:spacing w:before="0" w:after="0" w:line="307" w:lineRule="auto"/>
+              <w:spacing w:before="0" w:after="0" w:line="300" w:lineRule="auto"/>
             </w:pPr>
             <w:r>
               <w:rPr>
                 <w:rFonts w:ascii="Malgun Gothic" w:hAnsi="Malgun Gothic" w:eastAsia="Malgun Gothic"/>
                 <w:b w:val="0"/>
-                <w:color w:val="222222"/>
-                <w:sz w:val="21"/>
+                <w:color w:val="2A2A2A"/>
+                <w:sz w:val="18"/>
               </w:rPr>
-              <w:t>미용, 서비스, 생산 현장처럼 다른 환경에서도 빠르게 적응하며 업무를 배웠습니다.</w:t>
+              <w:t>React, JavaScript, Express, FastAPI, MySQL, API 연동 프로젝트 경험이 있어 개발팀과 기술 맥락을 맞춰 소통할 수 있습니다.</w:t>
             </w:r>
           </w:p>
         </w:tc>
@@ -677,12 +667,12 @@
       <w:tr>
         <w:tc>
           <w:tcPr>
-            <w:tcW w:type="dxa" w:w="1984"/>
+            <w:tcW w:type="dxa" w:w="1927"/>
             <w:tcMar>
-              <w:top w:w="130" w:type="dxa"/>
-              <w:start w:w="130" w:type="dxa"/>
-              <w:bottom w:w="130" w:type="dxa"/>
-              <w:end w:w="130" w:type="dxa"/>
+              <w:top w:w="100" w:type="dxa"/>
+              <w:start w:w="110" w:type="dxa"/>
+              <w:bottom w:w="100" w:type="dxa"/>
+              <w:end w:w="110" w:type="dxa"/>
             </w:tcMar>
             <w:tcBorders>
               <w:top w:val="single" w:sz="4" w:color="C9C9C9"/>
@@ -691,32 +681,32 @@
               <w:right w:val="single" w:sz="4" w:color="C9C9C9"/>
             </w:tcBorders>
             <w:vAlign w:val="center"/>
-            <w:shd w:fill="F6F6F6"/>
+            <w:shd w:fill="F3F3F3"/>
           </w:tcPr>
           <w:p>
             <w:pPr>
-              <w:spacing w:before="0" w:after="0" w:line="288" w:lineRule="auto"/>
+              <w:spacing w:before="0" w:after="0" w:line="276" w:lineRule="auto"/>
               <w:jc w:val="center"/>
             </w:pPr>
             <w:r>
               <w:rPr>
                 <w:rFonts w:ascii="Malgun Gothic" w:hAnsi="Malgun Gothic" w:eastAsia="Malgun Gothic"/>
                 <w:b/>
-                <w:color w:val="444444"/>
-                <w:sz w:val="20"/>
+                <w:color w:val="5A5A5A"/>
+                <w:sz w:val="18"/>
               </w:rPr>
-              <w:t>부가 역량</w:t>
+              <w:t>다국어·고객 관점</w:t>
             </w:r>
           </w:p>
         </w:tc>
         <w:tc>
           <w:tcPr>
-            <w:tcW w:type="dxa" w:w="8051"/>
+            <w:tcW w:type="dxa" w:w="8278"/>
             <w:tcMar>
-              <w:top w:w="130" w:type="dxa"/>
-              <w:start w:w="130" w:type="dxa"/>
-              <w:bottom w:w="130" w:type="dxa"/>
-              <w:end w:w="130" w:type="dxa"/>
+              <w:top w:w="100" w:type="dxa"/>
+              <w:start w:w="110" w:type="dxa"/>
+              <w:bottom w:w="100" w:type="dxa"/>
+              <w:end w:w="110" w:type="dxa"/>
             </w:tcMar>
             <w:tcBorders>
               <w:top w:val="single" w:sz="4" w:color="C9C9C9"/>
@@ -728,16 +718,16 @@
           </w:tcPr>
           <w:p>
             <w:pPr>
-              <w:spacing w:before="0" w:after="0" w:line="307" w:lineRule="auto"/>
+              <w:spacing w:before="0" w:after="0" w:line="300" w:lineRule="auto"/>
             </w:pPr>
             <w:r>
               <w:rPr>
                 <w:rFonts w:ascii="Malgun Gothic" w:hAnsi="Malgun Gothic" w:eastAsia="Malgun Gothic"/>
                 <w:b w:val="0"/>
-                <w:color w:val="222222"/>
-                <w:sz w:val="21"/>
+                <w:color w:val="2A2A2A"/>
+                <w:sz w:val="18"/>
               </w:rPr>
-              <w:t>일본어 일상회화 가능 / 2종 보통 운전면허 / 육군 병장 만기 전역</w:t>
+              <w:t>일본어 일상회화가 가능하며, 서비스 현장에서 다양한 고객의 요구를 듣고 정리해온 경험이 있습니다.</w:t>
             </w:r>
           </w:p>
         </w:tc>
@@ -745,9 +735,10 @@
     </w:tbl>
     <w:p>
       <w:pPr>
-        <w:pStyle w:val="SectionTitle"/>
+        <w:keepNext/>
+        <w:spacing w:before="140" w:after="100" w:line="240" w:lineRule="auto"/>
         <w:pBdr>
-          <w:bottom w:val="single" w:sz="6" w:space="4" w:color="C9C9C9"/>
+          <w:bottom w:val="single" w:sz="5" w:space="4" w:color="C9C9C9"/>
         </w:pBdr>
       </w:pPr>
       <w:r>
@@ -755,9 +746,9 @@
           <w:rFonts w:ascii="Malgun Gothic" w:hAnsi="Malgun Gothic" w:eastAsia="Malgun Gothic"/>
           <w:b/>
           <w:color w:val="111111"/>
-          <w:sz w:val="27"/>
+          <w:sz w:val="25"/>
         </w:rPr>
-        <w:t>교육 및 프로젝트</w:t>
+        <w:t>프로젝트 경험</w:t>
       </w:r>
     </w:p>
     <w:tbl>
@@ -768,18 +759,21 @@
         <w:tblLook w:firstColumn="1" w:firstRow="1" w:lastColumn="0" w:lastRow="0" w:noHBand="0" w:noVBand="1" w:val="04A0"/>
       </w:tblPr>
       <w:tblGrid>
-        <w:gridCol w:w="5046"/>
-        <w:gridCol w:w="5046"/>
+        <w:gridCol w:w="5103"/>
+        <w:gridCol w:w="5103"/>
       </w:tblGrid>
       <w:tr>
+        <w:trPr>
+          <w:cantSplit/>
+        </w:trPr>
         <w:tc>
           <w:tcPr>
-            <w:tcW w:type="dxa" w:w="2041"/>
+            <w:tcW w:type="dxa" w:w="2608"/>
             <w:tcMar>
-              <w:top w:w="150" w:type="dxa"/>
-              <w:start w:w="140" w:type="dxa"/>
-              <w:bottom w:w="145" w:type="dxa"/>
-              <w:end w:w="140" w:type="dxa"/>
+              <w:top w:w="115" w:type="dxa"/>
+              <w:start w:w="115" w:type="dxa"/>
+              <w:bottom w:w="105" w:type="dxa"/>
+              <w:end w:w="115" w:type="dxa"/>
             </w:tcMar>
             <w:tcBorders>
               <w:top w:val="single" w:sz="4" w:color="C9C9C9"/>
@@ -788,32 +782,59 @@
               <w:right w:val="single" w:sz="4" w:color="C9C9C9"/>
             </w:tcBorders>
             <w:vAlign w:val="top"/>
-            <w:shd w:fill="F6F6F6"/>
+            <w:shd w:fill="F3F3F3"/>
           </w:tcPr>
           <w:p>
             <w:pPr>
-              <w:spacing w:before="0" w:after="0" w:line="288" w:lineRule="auto"/>
-              <w:jc w:val="center"/>
+              <w:spacing w:before="0" w:after="80" w:line="264" w:lineRule="auto"/>
             </w:pPr>
             <w:r>
               <w:rPr>
                 <w:rFonts w:ascii="Malgun Gothic" w:hAnsi="Malgun Gothic" w:eastAsia="Malgun Gothic"/>
                 <w:b/>
-                <w:color w:val="444444"/>
+                <w:color w:val="111111"/>
                 <w:sz w:val="20"/>
               </w:rPr>
-              <w:t>2026.01 ~ 2026.06</w:t>
+              <w:t>NEWSROOM AI</w:t>
+            </w:r>
+          </w:p>
+          <w:p>
+            <w:pPr>
+              <w:spacing w:before="0" w:after="100" w:line="288" w:lineRule="auto"/>
+            </w:pPr>
+            <w:r>
+              <w:rPr>
+                <w:rFonts w:ascii="Malgun Gothic" w:hAnsi="Malgun Gothic" w:eastAsia="Malgun Gothic"/>
+                <w:b w:val="0"/>
+                <w:color w:val="777777"/>
+                <w:sz w:val="17"/>
+              </w:rPr>
+              <w:t>팀 프로젝트 | 2026</w:t>
+            </w:r>
+          </w:p>
+          <w:p>
+            <w:pPr>
+              <w:spacing w:before="0" w:after="0" w:line="300" w:lineRule="auto"/>
+            </w:pPr>
+            <w:r>
+              <w:rPr>
+                <w:rFonts w:ascii="Malgun Gothic" w:hAnsi="Malgun Gothic" w:eastAsia="Malgun Gothic"/>
+                <w:b w:val="0"/>
+                <w:color w:val="5A5A5A"/>
+                <w:sz w:val="16"/>
+              </w:rPr>
+              <w:t>React · Express · MySQL · OpenAI API</w:t>
             </w:r>
           </w:p>
         </w:tc>
         <w:tc>
           <w:tcPr>
-            <w:tcW w:type="dxa" w:w="7994"/>
+            <w:tcW w:type="dxa" w:w="7597"/>
             <w:tcMar>
-              <w:top w:w="150" w:type="dxa"/>
-              <w:start w:w="140" w:type="dxa"/>
-              <w:bottom w:w="145" w:type="dxa"/>
-              <w:end w:w="140" w:type="dxa"/>
+              <w:top w:w="115" w:type="dxa"/>
+              <w:start w:w="115" w:type="dxa"/>
+              <w:bottom w:w="105" w:type="dxa"/>
+              <w:end w:w="115" w:type="dxa"/>
             </w:tcMar>
             <w:tcBorders>
               <w:top w:val="single" w:sz="4" w:color="C9C9C9"/>
@@ -825,38 +846,15 @@
           </w:tcPr>
           <w:p>
             <w:pPr>
-              <w:spacing w:before="0" w:after="120" w:line="312" w:lineRule="auto"/>
+              <w:spacing w:before="0" w:after="30" w:line="317" w:lineRule="auto"/>
+              <w:ind w:left="198" w:hanging="142"/>
             </w:pPr>
             <w:r>
               <w:rPr>
                 <w:rFonts w:ascii="Malgun Gothic" w:hAnsi="Malgun Gothic" w:eastAsia="Malgun Gothic"/>
                 <w:b/>
-                <w:color w:val="111111"/>
-                <w:sz w:val="23"/>
-              </w:rPr>
-              <w:t>MBC아카데미</w:t>
-            </w:r>
-            <w:r>
-              <w:rPr>
-                <w:rFonts w:ascii="Malgun Gothic" w:hAnsi="Malgun Gothic" w:eastAsia="Malgun Gothic"/>
-                <w:b w:val="0"/>
-                <w:color w:val="444444"/>
-                <w:sz w:val="20"/>
-              </w:rPr>
-              <w:t xml:space="preserve">  |  AI·웹개발 과정</w:t>
-            </w:r>
-          </w:p>
-          <w:p>
-            <w:pPr>
-              <w:spacing w:before="0" w:after="80" w:line="324" w:lineRule="auto"/>
-              <w:ind w:left="170" w:hanging="125"/>
-            </w:pPr>
-            <w:r>
-              <w:rPr>
-                <w:rFonts w:ascii="Malgun Gothic" w:hAnsi="Malgun Gothic" w:eastAsia="Malgun Gothic"/>
-                <w:b/>
-                <w:color w:val="444444"/>
-                <w:sz w:val="21"/>
+                <w:color w:val="5A5A5A"/>
+                <w:sz w:val="18"/>
               </w:rPr>
               <w:t xml:space="preserve">• </w:t>
             </w:r>
@@ -864,23 +862,23 @@
               <w:rPr>
                 <w:rFonts w:ascii="Malgun Gothic" w:hAnsi="Malgun Gothic" w:eastAsia="Malgun Gothic"/>
                 <w:b w:val="0"/>
-                <w:color w:val="222222"/>
-                <w:sz w:val="21"/>
+                <w:color w:val="2A2A2A"/>
+                <w:sz w:val="18"/>
               </w:rPr>
-              <w:t>AI 활용, 머신러닝·딥러닝 기초, 웹개발, 데이터베이스, API 연동 등을 배웠습니다.</w:t>
+              <w:t>기자 업무를 돕는 팩트체크·독자 맞춤 기사·기자회견 시뮬레이션 웹서비스를 구현했습니다.</w:t>
             </w:r>
           </w:p>
           <w:p>
             <w:pPr>
-              <w:spacing w:before="0" w:after="80" w:line="324" w:lineRule="auto"/>
-              <w:ind w:left="170" w:hanging="125"/>
+              <w:spacing w:before="0" w:after="30" w:line="317" w:lineRule="auto"/>
+              <w:ind w:left="198" w:hanging="142"/>
             </w:pPr>
             <w:r>
               <w:rPr>
                 <w:rFonts w:ascii="Malgun Gothic" w:hAnsi="Malgun Gothic" w:eastAsia="Malgun Gothic"/>
                 <w:b/>
-                <w:color w:val="444444"/>
-                <w:sz w:val="21"/>
+                <w:color w:val="5A5A5A"/>
+                <w:sz w:val="18"/>
               </w:rPr>
               <w:t xml:space="preserve">• </w:t>
             </w:r>
@@ -888,23 +886,23 @@
               <w:rPr>
                 <w:rFonts w:ascii="Malgun Gothic" w:hAnsi="Malgun Gothic" w:eastAsia="Malgun Gothic"/>
                 <w:b w:val="0"/>
-                <w:color w:val="222222"/>
-                <w:sz w:val="21"/>
+                <w:color w:val="2A2A2A"/>
+                <w:sz w:val="18"/>
               </w:rPr>
-              <w:t>팀 프로젝트로 기자 업무를 돕는 웹서비스 "Newsroom AI"를 만들었습니다.</w:t>
+              <w:t>사용자 입력부터 분석 결과 표시, 기록 저장까지의 화면 흐름과 기능 동작을 반복 확인했습니다.</w:t>
             </w:r>
           </w:p>
           <w:p>
             <w:pPr>
-              <w:spacing w:before="0" w:after="80" w:line="324" w:lineRule="auto"/>
-              <w:ind w:left="170" w:hanging="125"/>
+              <w:spacing w:before="0" w:after="30" w:line="317" w:lineRule="auto"/>
+              <w:ind w:left="198" w:hanging="142"/>
             </w:pPr>
             <w:r>
               <w:rPr>
                 <w:rFonts w:ascii="Malgun Gothic" w:hAnsi="Malgun Gothic" w:eastAsia="Malgun Gothic"/>
                 <w:b/>
-                <w:color w:val="444444"/>
-                <w:sz w:val="21"/>
+                <w:color w:val="5A5A5A"/>
+                <w:sz w:val="18"/>
               </w:rPr>
               <w:t xml:space="preserve">• </w:t>
             </w:r>
@@ -912,10 +910,10 @@
               <w:rPr>
                 <w:rFonts w:ascii="Malgun Gothic" w:hAnsi="Malgun Gothic" w:eastAsia="Malgun Gothic"/>
                 <w:b w:val="0"/>
-                <w:color w:val="222222"/>
-                <w:sz w:val="21"/>
+                <w:color w:val="2A2A2A"/>
+                <w:sz w:val="18"/>
               </w:rPr>
-              <w:t>React, Express, MySQL, OpenAI API를 사용했고, 화면 구성과 기능 구현, 테스트에 참여했습니다.</w:t>
+              <w:t>화면·서버·데이터 연결 구조를 이해하며 기능 오류와 개선점을 팀 내에서 공유했습니다.</w:t>
             </w:r>
           </w:p>
         </w:tc>
@@ -923,14 +921,169 @@
     </w:tbl>
     <w:p>
       <w:pPr>
-        <w:spacing w:before="0" w:after="40" w:line="312" w:lineRule="auto"/>
+        <w:spacing w:before="0" w:after="40" w:line="240" w:lineRule="auto"/>
+      </w:pPr>
+    </w:p>
+    <w:tbl>
+      <w:tblPr>
+        <w:tblW w:type="auto" w:w="0"/>
+        <w:jc w:val="center"/>
+        <w:tblLayout w:type="fixed"/>
+        <w:tblLook w:firstColumn="1" w:firstRow="1" w:lastColumn="0" w:lastRow="0" w:noHBand="0" w:noVBand="1" w:val="04A0"/>
+      </w:tblPr>
+      <w:tblGrid>
+        <w:gridCol w:w="5103"/>
+        <w:gridCol w:w="5103"/>
+      </w:tblGrid>
+      <w:tr>
+        <w:trPr>
+          <w:cantSplit/>
+        </w:trPr>
+        <w:tc>
+          <w:tcPr>
+            <w:tcW w:type="dxa" w:w="2608"/>
+            <w:tcMar>
+              <w:top w:w="115" w:type="dxa"/>
+              <w:start w:w="115" w:type="dxa"/>
+              <w:bottom w:w="105" w:type="dxa"/>
+              <w:end w:w="115" w:type="dxa"/>
+            </w:tcMar>
+            <w:tcBorders>
+              <w:top w:val="single" w:sz="4" w:color="C9C9C9"/>
+              <w:left w:val="single" w:sz="4" w:color="C9C9C9"/>
+              <w:bottom w:val="single" w:sz="4" w:color="C9C9C9"/>
+              <w:right w:val="single" w:sz="4" w:color="C9C9C9"/>
+            </w:tcBorders>
+            <w:vAlign w:val="top"/>
+            <w:shd w:fill="F3F3F3"/>
+          </w:tcPr>
+          <w:p>
+            <w:pPr>
+              <w:spacing w:before="0" w:after="80" w:line="264" w:lineRule="auto"/>
+            </w:pPr>
+            <w:r>
+              <w:rPr>
+                <w:rFonts w:ascii="Malgun Gothic" w:hAnsi="Malgun Gothic" w:eastAsia="Malgun Gothic"/>
+                <w:b/>
+                <w:color w:val="111111"/>
+                <w:sz w:val="20"/>
+              </w:rPr>
+              <w:t>TOHOME</w:t>
+            </w:r>
+          </w:p>
+          <w:p>
+            <w:pPr>
+              <w:spacing w:before="0" w:after="100" w:line="288" w:lineRule="auto"/>
+            </w:pPr>
+            <w:r>
+              <w:rPr>
+                <w:rFonts w:ascii="Malgun Gothic" w:hAnsi="Malgun Gothic" w:eastAsia="Malgun Gothic"/>
+                <w:b w:val="0"/>
+                <w:color w:val="777777"/>
+                <w:sz w:val="17"/>
+              </w:rPr>
+              <w:t>웹서비스 프로젝트</w:t>
+            </w:r>
+          </w:p>
+          <w:p>
+            <w:pPr>
+              <w:spacing w:before="0" w:after="0" w:line="300" w:lineRule="auto"/>
+            </w:pPr>
+            <w:r>
+              <w:rPr>
+                <w:rFonts w:ascii="Malgun Gothic" w:hAnsi="Malgun Gothic" w:eastAsia="Malgun Gothic"/>
+                <w:b w:val="0"/>
+                <w:color w:val="5A5A5A"/>
+                <w:sz w:val="16"/>
+              </w:rPr>
+              <w:t>HTML · CSS · JavaScript · FastAPI · MySQL</w:t>
+            </w:r>
+          </w:p>
+        </w:tc>
+        <w:tc>
+          <w:tcPr>
+            <w:tcW w:type="dxa" w:w="7597"/>
+            <w:tcMar>
+              <w:top w:w="115" w:type="dxa"/>
+              <w:start w:w="115" w:type="dxa"/>
+              <w:bottom w:w="105" w:type="dxa"/>
+              <w:end w:w="115" w:type="dxa"/>
+            </w:tcMar>
+            <w:tcBorders>
+              <w:top w:val="single" w:sz="4" w:color="C9C9C9"/>
+              <w:left w:val="single" w:sz="4" w:color="C9C9C9"/>
+              <w:bottom w:val="single" w:sz="4" w:color="C9C9C9"/>
+              <w:right w:val="single" w:sz="4" w:color="C9C9C9"/>
+            </w:tcBorders>
+            <w:vAlign w:val="top"/>
+          </w:tcPr>
+          <w:p>
+            <w:pPr>
+              <w:spacing w:before="0" w:after="30" w:line="317" w:lineRule="auto"/>
+              <w:ind w:left="198" w:hanging="142"/>
+            </w:pPr>
+            <w:r>
+              <w:rPr>
+                <w:rFonts w:ascii="Malgun Gothic" w:hAnsi="Malgun Gothic" w:eastAsia="Malgun Gothic"/>
+                <w:b/>
+                <w:color w:val="5A5A5A"/>
+                <w:sz w:val="18"/>
+              </w:rPr>
+              <w:t xml:space="preserve">• </w:t>
+            </w:r>
+            <w:r>
+              <w:rPr>
+                <w:rFonts w:ascii="Malgun Gothic" w:hAnsi="Malgun Gothic" w:eastAsia="Malgun Gothic"/>
+                <w:b w:val="0"/>
+                <w:color w:val="2A2A2A"/>
+                <w:sz w:val="18"/>
+              </w:rPr>
+              <w:t>검색, 상품 조회, 장바구니, 로그인, AI 챗봇이 포함된 쇼핑몰 서비스 흐름을 구성했습니다.</w:t>
+            </w:r>
+          </w:p>
+          <w:p>
+            <w:pPr>
+              <w:spacing w:before="0" w:after="30" w:line="317" w:lineRule="auto"/>
+              <w:ind w:left="198" w:hanging="142"/>
+            </w:pPr>
+            <w:r>
+              <w:rPr>
+                <w:rFonts w:ascii="Malgun Gothic" w:hAnsi="Malgun Gothic" w:eastAsia="Malgun Gothic"/>
+                <w:b/>
+                <w:color w:val="5A5A5A"/>
+                <w:sz w:val="18"/>
+              </w:rPr>
+              <w:t xml:space="preserve">• </w:t>
+            </w:r>
+            <w:r>
+              <w:rPr>
+                <w:rFonts w:ascii="Malgun Gothic" w:hAnsi="Malgun Gothic" w:eastAsia="Malgun Gothic"/>
+                <w:b w:val="0"/>
+                <w:color w:val="2A2A2A"/>
+                <w:sz w:val="18"/>
+              </w:rPr>
+              <w:t>API 연결 여부와 데이터 표시 상태, 경로 및 배포 환경에서 발생하는 오류를 확인하고 수정했습니다.</w:t>
+            </w:r>
+          </w:p>
+        </w:tc>
+      </w:tr>
+    </w:tbl>
+    <w:p>
+      <w:pPr>
+        <w:spacing w:before="0" w:after="40" w:line="240" w:lineRule="auto"/>
       </w:pPr>
     </w:p>
     <w:p>
+      <w:r>
+        <w:br w:type="page"/>
+      </w:r>
+    </w:p>
+    <w:p>
       <w:pPr>
-        <w:pStyle w:val="SectionTitle"/>
+        <w:keepNext/>
+        <w:spacing w:before="140" w:after="100" w:line="240" w:lineRule="auto"/>
         <w:pBdr>
-          <w:bottom w:val="single" w:sz="6" w:space="4" w:color="C9C9C9"/>
+          <w:bottom w:val="single" w:sz="5" w:space="4" w:color="C9C9C9"/>
         </w:pBdr>
       </w:pPr>
       <w:r>
@@ -938,7 +1091,174 @@
           <w:rFonts w:ascii="Malgun Gothic" w:hAnsi="Malgun Gothic" w:eastAsia="Malgun Gothic"/>
           <w:b/>
           <w:color w:val="111111"/>
-          <w:sz w:val="27"/>
+          <w:sz w:val="25"/>
+        </w:rPr>
+        <w:t>프로젝트 경험 (계속)</w:t>
+      </w:r>
+    </w:p>
+    <w:tbl>
+      <w:tblPr>
+        <w:tblW w:type="auto" w:w="0"/>
+        <w:jc w:val="center"/>
+        <w:tblLayout w:type="fixed"/>
+        <w:tblLook w:firstColumn="1" w:firstRow="1" w:lastColumn="0" w:lastRow="0" w:noHBand="0" w:noVBand="1" w:val="04A0"/>
+      </w:tblPr>
+      <w:tblGrid>
+        <w:gridCol w:w="5103"/>
+        <w:gridCol w:w="5103"/>
+      </w:tblGrid>
+      <w:tr>
+        <w:trPr>
+          <w:cantSplit/>
+        </w:trPr>
+        <w:tc>
+          <w:tcPr>
+            <w:tcW w:type="dxa" w:w="2608"/>
+            <w:tcMar>
+              <w:top w:w="115" w:type="dxa"/>
+              <w:start w:w="115" w:type="dxa"/>
+              <w:bottom w:w="105" w:type="dxa"/>
+              <w:end w:w="115" w:type="dxa"/>
+            </w:tcMar>
+            <w:tcBorders>
+              <w:top w:val="single" w:sz="4" w:color="C9C9C9"/>
+              <w:left w:val="single" w:sz="4" w:color="C9C9C9"/>
+              <w:bottom w:val="single" w:sz="4" w:color="C9C9C9"/>
+              <w:right w:val="single" w:sz="4" w:color="C9C9C9"/>
+            </w:tcBorders>
+            <w:vAlign w:val="top"/>
+            <w:shd w:fill="F3F3F3"/>
+          </w:tcPr>
+          <w:p>
+            <w:pPr>
+              <w:spacing w:before="0" w:after="80" w:line="264" w:lineRule="auto"/>
+            </w:pPr>
+            <w:r>
+              <w:rPr>
+                <w:rFonts w:ascii="Malgun Gothic" w:hAnsi="Malgun Gothic" w:eastAsia="Malgun Gothic"/>
+                <w:b/>
+                <w:color w:val="111111"/>
+                <w:sz w:val="20"/>
+              </w:rPr>
+              <w:t>HEIGHTS Store / BOOK ARCHIVE</w:t>
+            </w:r>
+          </w:p>
+          <w:p>
+            <w:pPr>
+              <w:spacing w:before="0" w:after="100" w:line="288" w:lineRule="auto"/>
+            </w:pPr>
+            <w:r>
+              <w:rPr>
+                <w:rFonts w:ascii="Malgun Gothic" w:hAnsi="Malgun Gothic" w:eastAsia="Malgun Gothic"/>
+                <w:b w:val="0"/>
+                <w:color w:val="777777"/>
+                <w:sz w:val="17"/>
+              </w:rPr>
+              <w:t>개인 프로젝트</w:t>
+            </w:r>
+          </w:p>
+          <w:p>
+            <w:pPr>
+              <w:spacing w:before="0" w:after="0" w:line="300" w:lineRule="auto"/>
+            </w:pPr>
+            <w:r>
+              <w:rPr>
+                <w:rFonts w:ascii="Malgun Gothic" w:hAnsi="Malgun Gothic" w:eastAsia="Malgun Gothic"/>
+                <w:b w:val="0"/>
+                <w:color w:val="5A5A5A"/>
+                <w:sz w:val="16"/>
+              </w:rPr>
+              <w:t>React · Context API · Kakao Book API · localStorage</w:t>
+            </w:r>
+          </w:p>
+        </w:tc>
+        <w:tc>
+          <w:tcPr>
+            <w:tcW w:type="dxa" w:w="7597"/>
+            <w:tcMar>
+              <w:top w:w="115" w:type="dxa"/>
+              <w:start w:w="115" w:type="dxa"/>
+              <w:bottom w:w="105" w:type="dxa"/>
+              <w:end w:w="115" w:type="dxa"/>
+            </w:tcMar>
+            <w:tcBorders>
+              <w:top w:val="single" w:sz="4" w:color="C9C9C9"/>
+              <w:left w:val="single" w:sz="4" w:color="C9C9C9"/>
+              <w:bottom w:val="single" w:sz="4" w:color="C9C9C9"/>
+              <w:right w:val="single" w:sz="4" w:color="C9C9C9"/>
+            </w:tcBorders>
+            <w:vAlign w:val="top"/>
+          </w:tcPr>
+          <w:p>
+            <w:pPr>
+              <w:spacing w:before="0" w:after="30" w:line="317" w:lineRule="auto"/>
+              <w:ind w:left="198" w:hanging="142"/>
+            </w:pPr>
+            <w:r>
+              <w:rPr>
+                <w:rFonts w:ascii="Malgun Gothic" w:hAnsi="Malgun Gothic" w:eastAsia="Malgun Gothic"/>
+                <w:b/>
+                <w:color w:val="5A5A5A"/>
+                <w:sz w:val="18"/>
+              </w:rPr>
+              <w:t xml:space="preserve">• </w:t>
+            </w:r>
+            <w:r>
+              <w:rPr>
+                <w:rFonts w:ascii="Malgun Gothic" w:hAnsi="Malgun Gothic" w:eastAsia="Malgun Gothic"/>
+                <w:b w:val="0"/>
+                <w:color w:val="2A2A2A"/>
+                <w:sz w:val="18"/>
+              </w:rPr>
+              <w:t>라우팅, 장바구니, 리뷰·문의, 검색·상세·마이페이지 등 여러 화면이 연결되는 SPA를 제작했습니다.</w:t>
+            </w:r>
+          </w:p>
+          <w:p>
+            <w:pPr>
+              <w:spacing w:before="0" w:after="30" w:line="317" w:lineRule="auto"/>
+              <w:ind w:left="198" w:hanging="142"/>
+            </w:pPr>
+            <w:r>
+              <w:rPr>
+                <w:rFonts w:ascii="Malgun Gothic" w:hAnsi="Malgun Gothic" w:eastAsia="Malgun Gothic"/>
+                <w:b/>
+                <w:color w:val="5A5A5A"/>
+                <w:sz w:val="18"/>
+              </w:rPr>
+              <w:t xml:space="preserve">• </w:t>
+            </w:r>
+            <w:r>
+              <w:rPr>
+                <w:rFonts w:ascii="Malgun Gothic" w:hAnsi="Malgun Gothic" w:eastAsia="Malgun Gothic"/>
+                <w:b w:val="0"/>
+                <w:color w:val="2A2A2A"/>
+                <w:sz w:val="18"/>
+              </w:rPr>
+              <w:t>화면 전환 후 상태 유지, 빈 결과, 잘못된 경로, 외부 API 응답 등 사용자 관점의 동작을 점검했습니다.</w:t>
+            </w:r>
+          </w:p>
+        </w:tc>
+      </w:tr>
+    </w:tbl>
+    <w:p>
+      <w:pPr>
+        <w:spacing w:before="0" w:after="40" w:line="240" w:lineRule="auto"/>
+      </w:pPr>
+    </w:p>
+    <w:p>
+      <w:pPr>
+        <w:keepNext/>
+        <w:spacing w:before="140" w:after="100" w:line="240" w:lineRule="auto"/>
+        <w:pBdr>
+          <w:bottom w:val="single" w:sz="5" w:space="4" w:color="C9C9C9"/>
+        </w:pBdr>
+      </w:pPr>
+      <w:r>
+        <w:rPr>
+          <w:rFonts w:ascii="Malgun Gothic" w:hAnsi="Malgun Gothic" w:eastAsia="Malgun Gothic"/>
+          <w:b/>
+          <w:color w:val="111111"/>
+          <w:sz w:val="25"/>
         </w:rPr>
         <w:t>경력</w:t>
       </w:r>
@@ -951,18 +1271,21 @@
         <w:tblLook w:firstColumn="1" w:firstRow="1" w:lastColumn="0" w:lastRow="0" w:noHBand="0" w:noVBand="1" w:val="04A0"/>
       </w:tblPr>
       <w:tblGrid>
-        <w:gridCol w:w="5046"/>
-        <w:gridCol w:w="5046"/>
+        <w:gridCol w:w="5103"/>
+        <w:gridCol w:w="5103"/>
       </w:tblGrid>
       <w:tr>
+        <w:trPr>
+          <w:cantSplit/>
+        </w:trPr>
         <w:tc>
           <w:tcPr>
-            <w:tcW w:type="dxa" w:w="2041"/>
+            <w:tcW w:type="dxa" w:w="2154"/>
             <w:tcMar>
-              <w:top w:w="150" w:type="dxa"/>
-              <w:start w:w="140" w:type="dxa"/>
-              <w:bottom w:w="145" w:type="dxa"/>
-              <w:end w:w="140" w:type="dxa"/>
+              <w:top w:w="110" w:type="dxa"/>
+              <w:start w:w="115" w:type="dxa"/>
+              <w:bottom w:w="100" w:type="dxa"/>
+              <w:end w:w="115" w:type="dxa"/>
             </w:tcMar>
             <w:tcBorders>
               <w:top w:val="single" w:sz="4" w:color="C9C9C9"/>
@@ -971,32 +1294,32 @@
               <w:right w:val="single" w:sz="4" w:color="C9C9C9"/>
             </w:tcBorders>
             <w:vAlign w:val="top"/>
-            <w:shd w:fill="F6F6F6"/>
+            <w:shd w:fill="F3F3F3"/>
           </w:tcPr>
           <w:p>
             <w:pPr>
-              <w:spacing w:before="0" w:after="0" w:line="288" w:lineRule="auto"/>
+              <w:spacing w:before="0" w:after="0" w:line="276" w:lineRule="auto"/>
               <w:jc w:val="center"/>
             </w:pPr>
             <w:r>
               <w:rPr>
                 <w:rFonts w:ascii="Malgun Gothic" w:hAnsi="Malgun Gothic" w:eastAsia="Malgun Gothic"/>
                 <w:b/>
-                <w:color w:val="444444"/>
-                <w:sz w:val="20"/>
+                <w:color w:val="5A5A5A"/>
+                <w:sz w:val="17"/>
               </w:rPr>
-              <w:t>2023.03 ~ 2024.03</w:t>
+              <w:t>2023.03 - 2024.03</w:t>
             </w:r>
           </w:p>
         </w:tc>
         <w:tc>
           <w:tcPr>
-            <w:tcW w:type="dxa" w:w="7994"/>
+            <w:tcW w:type="dxa" w:w="8051"/>
             <w:tcMar>
-              <w:top w:w="150" w:type="dxa"/>
-              <w:start w:w="140" w:type="dxa"/>
-              <w:bottom w:w="145" w:type="dxa"/>
-              <w:end w:w="140" w:type="dxa"/>
+              <w:top w:w="110" w:type="dxa"/>
+              <w:start w:w="115" w:type="dxa"/>
+              <w:bottom w:w="100" w:type="dxa"/>
+              <w:end w:w="115" w:type="dxa"/>
             </w:tcMar>
             <w:tcBorders>
               <w:top w:val="single" w:sz="4" w:color="C9C9C9"/>
@@ -1008,38 +1331,29 @@
           </w:tcPr>
           <w:p>
             <w:pPr>
-              <w:spacing w:before="0" w:after="120" w:line="312" w:lineRule="auto"/>
+              <w:spacing w:before="0" w:after="80" w:line="276" w:lineRule="auto"/>
             </w:pPr>
             <w:r>
               <w:rPr>
                 <w:rFonts w:ascii="Malgun Gothic" w:hAnsi="Malgun Gothic" w:eastAsia="Malgun Gothic"/>
                 <w:b/>
                 <w:color w:val="111111"/>
-                <w:sz w:val="23"/>
-              </w:rPr>
-              <w:t>주식회사 펠리아 서면</w:t>
-            </w:r>
-            <w:r>
-              <w:rPr>
-                <w:rFonts w:ascii="Malgun Gothic" w:hAnsi="Malgun Gothic" w:eastAsia="Malgun Gothic"/>
-                <w:b w:val="0"/>
-                <w:color w:val="444444"/>
                 <w:sz w:val="20"/>
               </w:rPr>
-              <w:t xml:space="preserve">  |  헤어디자이너</w:t>
+              <w:t>주식회사 펠리아 서면 | 헤어디자이너</w:t>
             </w:r>
           </w:p>
           <w:p>
             <w:pPr>
-              <w:spacing w:before="0" w:after="80" w:line="324" w:lineRule="auto"/>
-              <w:ind w:left="170" w:hanging="125"/>
+              <w:spacing w:before="0" w:after="30" w:line="317" w:lineRule="auto"/>
+              <w:ind w:left="198" w:hanging="142"/>
             </w:pPr>
             <w:r>
               <w:rPr>
                 <w:rFonts w:ascii="Malgun Gothic" w:hAnsi="Malgun Gothic" w:eastAsia="Malgun Gothic"/>
                 <w:b/>
-                <w:color w:val="444444"/>
-                <w:sz w:val="21"/>
+                <w:color w:val="5A5A5A"/>
+                <w:sz w:val="18"/>
               </w:rPr>
               <w:t xml:space="preserve">• </w:t>
             </w:r>
@@ -1047,23 +1361,23 @@
               <w:rPr>
                 <w:rFonts w:ascii="Malgun Gothic" w:hAnsi="Malgun Gothic" w:eastAsia="Malgun Gothic"/>
                 <w:b w:val="0"/>
-                <w:color w:val="222222"/>
-                <w:sz w:val="21"/>
+                <w:color w:val="2A2A2A"/>
+                <w:sz w:val="18"/>
               </w:rPr>
-              <w:t>인턴으로 시작해 현장 실무를 배우고 디자이너로 근무했습니다.</w:t>
+              <w:t>고객의 요구가 막연한 경우 질문을 통해 원하는 결과, 관리 편의성, 예산을 구체화했습니다.</w:t>
             </w:r>
           </w:p>
           <w:p>
             <w:pPr>
-              <w:spacing w:before="0" w:after="80" w:line="324" w:lineRule="auto"/>
-              <w:ind w:left="170" w:hanging="125"/>
+              <w:spacing w:before="0" w:after="30" w:line="317" w:lineRule="auto"/>
+              <w:ind w:left="198" w:hanging="142"/>
             </w:pPr>
             <w:r>
               <w:rPr>
                 <w:rFonts w:ascii="Malgun Gothic" w:hAnsi="Malgun Gothic" w:eastAsia="Malgun Gothic"/>
                 <w:b/>
-                <w:color w:val="444444"/>
-                <w:sz w:val="21"/>
+                <w:color w:val="5A5A5A"/>
+                <w:sz w:val="18"/>
               </w:rPr>
               <w:t xml:space="preserve">• </w:t>
             </w:r>
@@ -1071,34 +1385,10 @@
               <w:rPr>
                 <w:rFonts w:ascii="Malgun Gothic" w:hAnsi="Malgun Gothic" w:eastAsia="Malgun Gothic"/>
                 <w:b w:val="0"/>
-                <w:color w:val="222222"/>
-                <w:sz w:val="21"/>
+                <w:color w:val="2A2A2A"/>
+                <w:sz w:val="18"/>
               </w:rPr>
-              <w:t>고객과 상담하면서 원하는 스타일, 관리 편의성, 예산 등을 확인하고 시술 방향을 설명했습니다.</w:t>
-            </w:r>
-          </w:p>
-          <w:p>
-            <w:pPr>
-              <w:spacing w:before="0" w:after="80" w:line="324" w:lineRule="auto"/>
-              <w:ind w:left="170" w:hanging="125"/>
-            </w:pPr>
-            <w:r>
-              <w:rPr>
-                <w:rFonts w:ascii="Malgun Gothic" w:hAnsi="Malgun Gothic" w:eastAsia="Malgun Gothic"/>
-                <w:b/>
-                <w:color w:val="444444"/>
-                <w:sz w:val="21"/>
-              </w:rPr>
-              <w:t xml:space="preserve">• </w:t>
-            </w:r>
-            <w:r>
-              <w:rPr>
-                <w:rFonts w:ascii="Malgun Gothic" w:hAnsi="Malgun Gothic" w:eastAsia="Malgun Gothic"/>
-                <w:b w:val="0"/>
-                <w:color w:val="222222"/>
-                <w:sz w:val="21"/>
-              </w:rPr>
-              <w:t>예약 응대, 현장 고객 관리, 시술 보조 등 전반적인 서비스 업무를 맡았습니다.</w:t>
+              <w:t>예약·상담·시술 과정에서 작은 차이를 확인하고 고객에게 이해하기 쉽게 설명했습니다.</w:t>
             </w:r>
           </w:p>
         </w:tc>
@@ -1106,7 +1396,7 @@
     </w:tbl>
     <w:p>
       <w:pPr>
-        <w:spacing w:before="0" w:after="40" w:line="312" w:lineRule="auto"/>
+        <w:spacing w:before="0" w:after="20" w:line="240" w:lineRule="auto"/>
       </w:pPr>
     </w:p>
     <w:tbl>
@@ -1117,18 +1407,21 @@
         <w:tblLook w:firstColumn="1" w:firstRow="1" w:lastColumn="0" w:lastRow="0" w:noHBand="0" w:noVBand="1" w:val="04A0"/>
       </w:tblPr>
       <w:tblGrid>
-        <w:gridCol w:w="5046"/>
-        <w:gridCol w:w="5046"/>
+        <w:gridCol w:w="5103"/>
+        <w:gridCol w:w="5103"/>
       </w:tblGrid>
       <w:tr>
+        <w:trPr>
+          <w:cantSplit/>
+        </w:trPr>
         <w:tc>
           <w:tcPr>
-            <w:tcW w:type="dxa" w:w="2041"/>
+            <w:tcW w:type="dxa" w:w="2154"/>
             <w:tcMar>
-              <w:top w:w="150" w:type="dxa"/>
-              <w:start w:w="140" w:type="dxa"/>
-              <w:bottom w:w="145" w:type="dxa"/>
-              <w:end w:w="140" w:type="dxa"/>
+              <w:top w:w="110" w:type="dxa"/>
+              <w:start w:w="115" w:type="dxa"/>
+              <w:bottom w:w="100" w:type="dxa"/>
+              <w:end w:w="115" w:type="dxa"/>
             </w:tcMar>
             <w:tcBorders>
               <w:top w:val="single" w:sz="4" w:color="C9C9C9"/>
@@ -1137,32 +1430,32 @@
               <w:right w:val="single" w:sz="4" w:color="C9C9C9"/>
             </w:tcBorders>
             <w:vAlign w:val="top"/>
-            <w:shd w:fill="F6F6F6"/>
+            <w:shd w:fill="F3F3F3"/>
           </w:tcPr>
           <w:p>
             <w:pPr>
-              <w:spacing w:before="0" w:after="0" w:line="288" w:lineRule="auto"/>
+              <w:spacing w:before="0" w:after="0" w:line="276" w:lineRule="auto"/>
               <w:jc w:val="center"/>
             </w:pPr>
             <w:r>
               <w:rPr>
                 <w:rFonts w:ascii="Malgun Gothic" w:hAnsi="Malgun Gothic" w:eastAsia="Malgun Gothic"/>
                 <w:b/>
-                <w:color w:val="444444"/>
-                <w:sz w:val="20"/>
+                <w:color w:val="5A5A5A"/>
+                <w:sz w:val="17"/>
               </w:rPr>
-              <w:t>2022.11 ~ 2023.02</w:t>
+              <w:t>2022.11 - 2023.02</w:t>
             </w:r>
           </w:p>
         </w:tc>
         <w:tc>
           <w:tcPr>
-            <w:tcW w:type="dxa" w:w="7994"/>
+            <w:tcW w:type="dxa" w:w="8051"/>
             <w:tcMar>
-              <w:top w:w="150" w:type="dxa"/>
-              <w:start w:w="140" w:type="dxa"/>
-              <w:bottom w:w="145" w:type="dxa"/>
-              <w:end w:w="140" w:type="dxa"/>
+              <w:top w:w="110" w:type="dxa"/>
+              <w:start w:w="115" w:type="dxa"/>
+              <w:bottom w:w="100" w:type="dxa"/>
+              <w:end w:w="115" w:type="dxa"/>
             </w:tcMar>
             <w:tcBorders>
               <w:top w:val="single" w:sz="4" w:color="C9C9C9"/>
@@ -1174,38 +1467,29 @@
           </w:tcPr>
           <w:p>
             <w:pPr>
-              <w:spacing w:before="0" w:after="120" w:line="312" w:lineRule="auto"/>
+              <w:spacing w:before="0" w:after="80" w:line="276" w:lineRule="auto"/>
             </w:pPr>
             <w:r>
               <w:rPr>
                 <w:rFonts w:ascii="Malgun Gothic" w:hAnsi="Malgun Gothic" w:eastAsia="Malgun Gothic"/>
                 <w:b/>
                 <w:color w:val="111111"/>
-                <w:sz w:val="23"/>
-              </w:rPr>
-              <w:t>로담</w:t>
-            </w:r>
-            <w:r>
-              <w:rPr>
-                <w:rFonts w:ascii="Malgun Gothic" w:hAnsi="Malgun Gothic" w:eastAsia="Malgun Gothic"/>
-                <w:b w:val="0"/>
-                <w:color w:val="444444"/>
                 <w:sz w:val="20"/>
               </w:rPr>
-              <w:t xml:space="preserve">  |  서빙 및 매장 지원</w:t>
+              <w:t>로담 | 서빙 및 매장 지원</w:t>
             </w:r>
           </w:p>
           <w:p>
             <w:pPr>
-              <w:spacing w:before="0" w:after="80" w:line="324" w:lineRule="auto"/>
-              <w:ind w:left="170" w:hanging="125"/>
+              <w:spacing w:before="0" w:after="30" w:line="317" w:lineRule="auto"/>
+              <w:ind w:left="198" w:hanging="142"/>
             </w:pPr>
             <w:r>
               <w:rPr>
                 <w:rFonts w:ascii="Malgun Gothic" w:hAnsi="Malgun Gothic" w:eastAsia="Malgun Gothic"/>
                 <w:b/>
-                <w:color w:val="444444"/>
-                <w:sz w:val="21"/>
+                <w:color w:val="5A5A5A"/>
+                <w:sz w:val="18"/>
               </w:rPr>
               <w:t xml:space="preserve">• </w:t>
             </w:r>
@@ -1213,34 +1497,10 @@
               <w:rPr>
                 <w:rFonts w:ascii="Malgun Gothic" w:hAnsi="Malgun Gothic" w:eastAsia="Malgun Gothic"/>
                 <w:b w:val="0"/>
-                <w:color w:val="222222"/>
-                <w:sz w:val="21"/>
+                <w:color w:val="2A2A2A"/>
+                <w:sz w:val="18"/>
               </w:rPr>
-              <w:t>주문, 서빙, 매장 정리 등 기본적인 운영 업무를 맡았습니다.</w:t>
-            </w:r>
-          </w:p>
-          <w:p>
-            <w:pPr>
-              <w:spacing w:before="0" w:after="80" w:line="324" w:lineRule="auto"/>
-              <w:ind w:left="170" w:hanging="125"/>
-            </w:pPr>
-            <w:r>
-              <w:rPr>
-                <w:rFonts w:ascii="Malgun Gothic" w:hAnsi="Malgun Gothic" w:eastAsia="Malgun Gothic"/>
-                <w:b/>
-                <w:color w:val="444444"/>
-                <w:sz w:val="21"/>
-              </w:rPr>
-              <w:t xml:space="preserve">• </w:t>
-            </w:r>
-            <w:r>
-              <w:rPr>
-                <w:rFonts w:ascii="Malgun Gothic" w:hAnsi="Malgun Gothic" w:eastAsia="Malgun Gothic"/>
-                <w:b w:val="0"/>
-                <w:color w:val="222222"/>
-                <w:sz w:val="21"/>
-              </w:rPr>
-              <w:t>짧은 기간이었지만 바로 현장에 적응해서 필요한 업무를 처리했습니다.</w:t>
+              <w:t>주문, 서빙, 매장 정리 등 운영 업무를 맡고 현장 상황에 맞춰 우선순위를 조정했습니다.</w:t>
             </w:r>
           </w:p>
         </w:tc>
@@ -1248,7 +1508,7 @@
     </w:tbl>
     <w:p>
       <w:pPr>
-        <w:spacing w:before="0" w:after="40" w:line="312" w:lineRule="auto"/>
+        <w:spacing w:before="0" w:after="20" w:line="240" w:lineRule="auto"/>
       </w:pPr>
     </w:p>
     <w:tbl>
@@ -1259,18 +1519,21 @@
         <w:tblLook w:firstColumn="1" w:firstRow="1" w:lastColumn="0" w:lastRow="0" w:noHBand="0" w:noVBand="1" w:val="04A0"/>
       </w:tblPr>
       <w:tblGrid>
-        <w:gridCol w:w="5046"/>
-        <w:gridCol w:w="5046"/>
+        <w:gridCol w:w="5103"/>
+        <w:gridCol w:w="5103"/>
       </w:tblGrid>
       <w:tr>
+        <w:trPr>
+          <w:cantSplit/>
+        </w:trPr>
         <w:tc>
           <w:tcPr>
-            <w:tcW w:type="dxa" w:w="2041"/>
+            <w:tcW w:type="dxa" w:w="2154"/>
             <w:tcMar>
-              <w:top w:w="150" w:type="dxa"/>
-              <w:start w:w="140" w:type="dxa"/>
-              <w:bottom w:w="145" w:type="dxa"/>
-              <w:end w:w="140" w:type="dxa"/>
+              <w:top w:w="110" w:type="dxa"/>
+              <w:start w:w="115" w:type="dxa"/>
+              <w:bottom w:w="100" w:type="dxa"/>
+              <w:end w:w="115" w:type="dxa"/>
             </w:tcMar>
             <w:tcBorders>
               <w:top w:val="single" w:sz="4" w:color="C9C9C9"/>
@@ -1279,32 +1542,32 @@
               <w:right w:val="single" w:sz="4" w:color="C9C9C9"/>
             </w:tcBorders>
             <w:vAlign w:val="top"/>
-            <w:shd w:fill="F6F6F6"/>
+            <w:shd w:fill="F3F3F3"/>
           </w:tcPr>
           <w:p>
             <w:pPr>
-              <w:spacing w:before="0" w:after="0" w:line="288" w:lineRule="auto"/>
+              <w:spacing w:before="0" w:after="0" w:line="276" w:lineRule="auto"/>
               <w:jc w:val="center"/>
             </w:pPr>
             <w:r>
               <w:rPr>
                 <w:rFonts w:ascii="Malgun Gothic" w:hAnsi="Malgun Gothic" w:eastAsia="Malgun Gothic"/>
                 <w:b/>
-                <w:color w:val="444444"/>
-                <w:sz w:val="20"/>
+                <w:color w:val="5A5A5A"/>
+                <w:sz w:val="17"/>
               </w:rPr>
-              <w:t>2020.01 ~ 2020.03</w:t>
+              <w:t>2020.01 - 2020.03</w:t>
             </w:r>
           </w:p>
         </w:tc>
         <w:tc>
           <w:tcPr>
-            <w:tcW w:type="dxa" w:w="7994"/>
+            <w:tcW w:type="dxa" w:w="8051"/>
             <w:tcMar>
-              <w:top w:w="150" w:type="dxa"/>
-              <w:start w:w="140" w:type="dxa"/>
-              <w:bottom w:w="145" w:type="dxa"/>
-              <w:end w:w="140" w:type="dxa"/>
+              <w:top w:w="110" w:type="dxa"/>
+              <w:start w:w="115" w:type="dxa"/>
+              <w:bottom w:w="100" w:type="dxa"/>
+              <w:end w:w="115" w:type="dxa"/>
             </w:tcMar>
             <w:tcBorders>
               <w:top w:val="single" w:sz="4" w:color="C9C9C9"/>
@@ -1316,38 +1579,29 @@
           </w:tcPr>
           <w:p>
             <w:pPr>
-              <w:spacing w:before="0" w:after="120" w:line="312" w:lineRule="auto"/>
+              <w:spacing w:before="0" w:after="80" w:line="276" w:lineRule="auto"/>
             </w:pPr>
             <w:r>
               <w:rPr>
                 <w:rFonts w:ascii="Malgun Gothic" w:hAnsi="Malgun Gothic" w:eastAsia="Malgun Gothic"/>
                 <w:b/>
                 <w:color w:val="111111"/>
-                <w:sz w:val="23"/>
-              </w:rPr>
-              <w:t>씨엔아이테크주식회사</w:t>
-            </w:r>
-            <w:r>
-              <w:rPr>
-                <w:rFonts w:ascii="Malgun Gothic" w:hAnsi="Malgun Gothic" w:eastAsia="Malgun Gothic"/>
-                <w:b w:val="0"/>
-                <w:color w:val="444444"/>
                 <w:sz w:val="20"/>
               </w:rPr>
-              <w:t xml:space="preserve">  |  생산·설비 보조</w:t>
+              <w:t>씨엔아이테크주식회사 | 생산·설비 보조</w:t>
             </w:r>
           </w:p>
           <w:p>
             <w:pPr>
-              <w:spacing w:before="0" w:after="80" w:line="324" w:lineRule="auto"/>
-              <w:ind w:left="170" w:hanging="125"/>
+              <w:spacing w:before="0" w:after="30" w:line="317" w:lineRule="auto"/>
+              <w:ind w:left="198" w:hanging="142"/>
             </w:pPr>
             <w:r>
               <w:rPr>
                 <w:rFonts w:ascii="Malgun Gothic" w:hAnsi="Malgun Gothic" w:eastAsia="Malgun Gothic"/>
                 <w:b/>
-                <w:color w:val="444444"/>
-                <w:sz w:val="21"/>
+                <w:color w:val="5A5A5A"/>
+                <w:sz w:val="18"/>
               </w:rPr>
               <w:t xml:space="preserve">• </w:t>
             </w:r>
@@ -1355,10 +1609,10 @@
               <w:rPr>
                 <w:rFonts w:ascii="Malgun Gothic" w:hAnsi="Malgun Gothic" w:eastAsia="Malgun Gothic"/>
                 <w:b w:val="0"/>
-                <w:color w:val="222222"/>
-                <w:sz w:val="21"/>
+                <w:color w:val="2A2A2A"/>
+                <w:sz w:val="18"/>
               </w:rPr>
-              <w:t>금속, 기계조작, 설비 관련 보조 업무를 하며 기본적인 현장 작업을 경험했습니다.</w:t>
+              <w:t>금속·기계조작·설비 관련 보조 업무를 수행하며 작업 절차와 안전 기준을 따랐습니다.</w:t>
             </w:r>
           </w:p>
         </w:tc>
@@ -1366,14 +1620,15 @@
     </w:tbl>
     <w:p>
       <w:pPr>
-        <w:spacing w:before="0" w:after="40" w:line="312" w:lineRule="auto"/>
+        <w:spacing w:before="0" w:after="20" w:line="240" w:lineRule="auto"/>
       </w:pPr>
     </w:p>
     <w:p>
       <w:pPr>
-        <w:pStyle w:val="SectionTitle"/>
+        <w:keepNext/>
+        <w:spacing w:before="140" w:after="100" w:line="240" w:lineRule="auto"/>
         <w:pBdr>
-          <w:bottom w:val="single" w:sz="6" w:space="4" w:color="C9C9C9"/>
+          <w:bottom w:val="single" w:sz="5" w:space="4" w:color="C9C9C9"/>
         </w:pBdr>
       </w:pPr>
       <w:r>
@@ -1381,9 +1636,9 @@
           <w:rFonts w:ascii="Malgun Gothic" w:hAnsi="Malgun Gothic" w:eastAsia="Malgun Gothic"/>
           <w:b/>
           <w:color w:val="111111"/>
-          <w:sz w:val="27"/>
+          <w:sz w:val="25"/>
         </w:rPr>
-        <w:t>학력</w:t>
+        <w:t>교육·학력</w:t>
       </w:r>
     </w:p>
     <w:tbl>
@@ -1394,20 +1649,20 @@
         <w:tblLook w:firstColumn="1" w:firstRow="1" w:lastColumn="0" w:lastRow="0" w:noHBand="0" w:noVBand="1" w:val="04A0"/>
       </w:tblPr>
       <w:tblGrid>
-        <w:gridCol w:w="2523"/>
-        <w:gridCol w:w="2523"/>
-        <w:gridCol w:w="2523"/>
-        <w:gridCol w:w="2523"/>
+        <w:gridCol w:w="2551"/>
+        <w:gridCol w:w="2551"/>
+        <w:gridCol w:w="2551"/>
+        <w:gridCol w:w="2551"/>
       </w:tblGrid>
       <w:tr>
         <w:tc>
           <w:tcPr>
-            <w:tcW w:type="dxa" w:w="1927"/>
-            <w:shd w:fill="F6F6F6"/>
+            <w:tcW w:type="dxa" w:w="1984"/>
+            <w:shd w:fill="F3F3F3"/>
             <w:tcMar>
-              <w:top w:w="100" w:type="dxa"/>
+              <w:top w:w="90" w:type="dxa"/>
               <w:start w:w="100" w:type="dxa"/>
-              <w:bottom w:w="100" w:type="dxa"/>
+              <w:bottom w:w="90" w:type="dxa"/>
               <w:end w:w="100" w:type="dxa"/>
             </w:tcMar>
             <w:tcBorders>
@@ -1425,8 +1680,8 @@
               <w:rPr>
                 <w:rFonts w:ascii="Malgun Gothic" w:hAnsi="Malgun Gothic" w:eastAsia="Malgun Gothic"/>
                 <w:b/>
-                <w:color w:val="444444"/>
-                <w:sz w:val="20"/>
+                <w:color w:val="5A5A5A"/>
+                <w:sz w:val="17"/>
               </w:rPr>
               <w:t>기간</w:t>
             </w:r>
@@ -1434,12 +1689,12 @@
         </w:tc>
         <w:tc>
           <w:tcPr>
-            <w:tcW w:type="dxa" w:w="2381"/>
-            <w:shd w:fill="F6F6F6"/>
+            <w:tcW w:type="dxa" w:w="2097"/>
+            <w:shd w:fill="F3F3F3"/>
             <w:tcMar>
-              <w:top w:w="100" w:type="dxa"/>
+              <w:top w:w="90" w:type="dxa"/>
               <w:start w:w="100" w:type="dxa"/>
-              <w:bottom w:w="100" w:type="dxa"/>
+              <w:bottom w:w="90" w:type="dxa"/>
               <w:end w:w="100" w:type="dxa"/>
             </w:tcMar>
             <w:tcBorders>
@@ -1457,21 +1712,21 @@
               <w:rPr>
                 <w:rFonts w:ascii="Malgun Gothic" w:hAnsi="Malgun Gothic" w:eastAsia="Malgun Gothic"/>
                 <w:b/>
-                <w:color w:val="444444"/>
-                <w:sz w:val="20"/>
+                <w:color w:val="5A5A5A"/>
+                <w:sz w:val="17"/>
               </w:rPr>
-              <w:t>학교</w:t>
+              <w:t>기관·학교</w:t>
             </w:r>
           </w:p>
         </w:tc>
         <w:tc>
           <w:tcPr>
-            <w:tcW w:type="dxa" w:w="4082"/>
-            <w:shd w:fill="F6F6F6"/>
+            <w:tcW w:type="dxa" w:w="2948"/>
+            <w:shd w:fill="F3F3F3"/>
             <w:tcMar>
-              <w:top w:w="100" w:type="dxa"/>
+              <w:top w:w="90" w:type="dxa"/>
               <w:start w:w="100" w:type="dxa"/>
-              <w:bottom w:w="100" w:type="dxa"/>
+              <w:bottom w:w="90" w:type="dxa"/>
               <w:end w:w="100" w:type="dxa"/>
             </w:tcMar>
             <w:tcBorders>
@@ -1489,21 +1744,21 @@
               <w:rPr>
                 <w:rFonts w:ascii="Malgun Gothic" w:hAnsi="Malgun Gothic" w:eastAsia="Malgun Gothic"/>
                 <w:b/>
-                <w:color w:val="444444"/>
-                <w:sz w:val="20"/>
+                <w:color w:val="5A5A5A"/>
+                <w:sz w:val="17"/>
               </w:rPr>
-              <w:t>전공</w:t>
+              <w:t>과정·전공</w:t>
             </w:r>
           </w:p>
         </w:tc>
         <w:tc>
           <w:tcPr>
-            <w:tcW w:type="dxa" w:w="1644"/>
-            <w:shd w:fill="F6F6F6"/>
+            <w:tcW w:type="dxa" w:w="3175"/>
+            <w:shd w:fill="F3F3F3"/>
             <w:tcMar>
-              <w:top w:w="100" w:type="dxa"/>
+              <w:top w:w="90" w:type="dxa"/>
               <w:start w:w="100" w:type="dxa"/>
-              <w:bottom w:w="100" w:type="dxa"/>
+              <w:bottom w:w="90" w:type="dxa"/>
               <w:end w:w="100" w:type="dxa"/>
             </w:tcMar>
             <w:tcBorders>
@@ -1521,10 +1776,10 @@
               <w:rPr>
                 <w:rFonts w:ascii="Malgun Gothic" w:hAnsi="Malgun Gothic" w:eastAsia="Malgun Gothic"/>
                 <w:b/>
-                <w:color w:val="444444"/>
-                <w:sz w:val="20"/>
+                <w:color w:val="5A5A5A"/>
+                <w:sz w:val="17"/>
               </w:rPr>
-              <w:t>학점</w:t>
+              <w:t>내용</w:t>
             </w:r>
           </w:p>
         </w:tc>
@@ -1532,12 +1787,12 @@
       <w:tr>
         <w:tc>
           <w:tcPr>
-            <w:tcW w:type="dxa" w:w="1927"/>
+            <w:tcW w:type="dxa" w:w="1984"/>
             <w:tcMar>
-              <w:top w:w="120" w:type="dxa"/>
-              <w:start w:w="110" w:type="dxa"/>
-              <w:bottom w:w="120" w:type="dxa"/>
-              <w:end w:w="110" w:type="dxa"/>
+              <w:top w:w="90" w:type="dxa"/>
+              <w:start w:w="90" w:type="dxa"/>
+              <w:bottom w:w="90" w:type="dxa"/>
+              <w:end w:w="90" w:type="dxa"/>
             </w:tcMar>
             <w:tcBorders>
               <w:top w:val="single" w:sz="4" w:color="C9C9C9"/>
@@ -1548,95 +1803,28 @@
           </w:tcPr>
           <w:p>
             <w:pPr>
+              <w:spacing w:before="0" w:after="0" w:line="300" w:lineRule="auto"/>
               <w:jc w:val="center"/>
             </w:pPr>
             <w:r>
               <w:rPr>
                 <w:rFonts w:ascii="Malgun Gothic" w:hAnsi="Malgun Gothic" w:eastAsia="Malgun Gothic"/>
                 <w:b w:val="0"/>
-                <w:color w:val="222222"/>
-                <w:sz w:val="20"/>
+                <w:color w:val="2A2A2A"/>
+                <w:sz w:val="17"/>
               </w:rPr>
-              <w:t>2024.03 ~ 2026.02</w:t>
+              <w:t>2026.01 - 2026.06</w:t>
             </w:r>
           </w:p>
         </w:tc>
         <w:tc>
           <w:tcPr>
-            <w:tcW w:type="dxa" w:w="2381"/>
+            <w:tcW w:type="dxa" w:w="2097"/>
             <w:tcMar>
-              <w:top w:w="120" w:type="dxa"/>
-              <w:start w:w="110" w:type="dxa"/>
-              <w:bottom w:w="120" w:type="dxa"/>
-              <w:end w:w="110" w:type="dxa"/>
-            </w:tcMar>
-            <w:tcBorders>
-              <w:top w:val="single" w:sz="4" w:color="C9C9C9"/>
-              <w:left w:val="single" w:sz="4" w:color="C9C9C9"/>
-              <w:bottom w:val="single" w:sz="4" w:color="C9C9C9"/>
-              <w:right w:val="single" w:sz="4" w:color="C9C9C9"/>
-            </w:tcBorders>
-          </w:tcPr>
-          <w:p>
-            <w:r>
-              <w:rPr>
-                <w:rFonts w:ascii="Malgun Gothic" w:hAnsi="Malgun Gothic" w:eastAsia="Malgun Gothic"/>
-                <w:b/>
-                <w:color w:val="222222"/>
-                <w:sz w:val="20"/>
-              </w:rPr>
-              <w:t>광주대학교</w:t>
-            </w:r>
-          </w:p>
-        </w:tc>
-        <w:tc>
-          <w:tcPr>
-            <w:tcW w:type="dxa" w:w="4082"/>
-            <w:tcMar>
-              <w:top w:w="120" w:type="dxa"/>
-              <w:start w:w="110" w:type="dxa"/>
-              <w:bottom w:w="120" w:type="dxa"/>
-              <w:end w:w="110" w:type="dxa"/>
-            </w:tcMar>
-            <w:tcBorders>
-              <w:top w:val="single" w:sz="4" w:color="C9C9C9"/>
-              <w:left w:val="single" w:sz="4" w:color="C9C9C9"/>
-              <w:bottom w:val="single" w:sz="4" w:color="C9C9C9"/>
-              <w:right w:val="single" w:sz="4" w:color="C9C9C9"/>
-            </w:tcBorders>
-          </w:tcPr>
-          <w:p>
-            <w:r>
-              <w:rPr>
-                <w:rFonts w:ascii="Malgun Gothic" w:hAnsi="Malgun Gothic" w:eastAsia="Malgun Gothic"/>
-                <w:b w:val="0"/>
-                <w:color w:val="222222"/>
-                <w:sz w:val="20"/>
-              </w:rPr>
-              <w:t>호텔외식조리학과(편입)</w:t>
-            </w:r>
-            <w:r>
-              <w:br/>
-            </w:r>
-            <w:r>
-              <w:rPr>
-                <w:rFonts w:ascii="Malgun Gothic" w:hAnsi="Malgun Gothic" w:eastAsia="Malgun Gothic"/>
-                <w:b w:val="0"/>
-                <w:color w:val="666666"/>
-                <w:sz w:val="20"/>
-              </w:rPr>
-              <w:t>복수전공: 식품영양학과</w:t>
-            </w:r>
-          </w:p>
-        </w:tc>
-        <w:tc>
-          <w:tcPr>
-            <w:tcW w:type="dxa" w:w="1644"/>
-            <w:tcMar>
-              <w:top w:w="120" w:type="dxa"/>
-              <w:start w:w="110" w:type="dxa"/>
-              <w:bottom w:w="120" w:type="dxa"/>
-              <w:end w:w="110" w:type="dxa"/>
+              <w:top w:w="90" w:type="dxa"/>
+              <w:start w:w="90" w:type="dxa"/>
+              <w:bottom w:w="90" w:type="dxa"/>
+              <w:end w:w="90" w:type="dxa"/>
             </w:tcMar>
             <w:tcBorders>
               <w:top w:val="single" w:sz="4" w:color="C9C9C9"/>
@@ -1647,29 +1835,27 @@
           </w:tcPr>
           <w:p>
             <w:pPr>
-              <w:jc w:val="center"/>
+              <w:spacing w:before="0" w:after="0" w:line="300" w:lineRule="auto"/>
             </w:pPr>
             <w:r>
               <w:rPr>
                 <w:rFonts w:ascii="Malgun Gothic" w:hAnsi="Malgun Gothic" w:eastAsia="Malgun Gothic"/>
-                <w:b w:val="0"/>
-                <w:color w:val="222222"/>
-                <w:sz w:val="20"/>
+                <w:b/>
+                <w:color w:val="2A2A2A"/>
+                <w:sz w:val="17"/>
               </w:rPr>
-              <w:t>3.6 / 4.5</w:t>
+              <w:t>MBC아카데미</w:t>
             </w:r>
           </w:p>
         </w:tc>
-      </w:tr>
-      <w:tr>
         <w:tc>
           <w:tcPr>
-            <w:tcW w:type="dxa" w:w="1927"/>
+            <w:tcW w:type="dxa" w:w="2948"/>
             <w:tcMar>
-              <w:top w:w="120" w:type="dxa"/>
-              <w:start w:w="110" w:type="dxa"/>
-              <w:bottom w:w="120" w:type="dxa"/>
-              <w:end w:w="110" w:type="dxa"/>
+              <w:top w:w="90" w:type="dxa"/>
+              <w:start w:w="90" w:type="dxa"/>
+              <w:bottom w:w="90" w:type="dxa"/>
+              <w:end w:w="90" w:type="dxa"/>
             </w:tcMar>
             <w:tcBorders>
               <w:top w:val="single" w:sz="4" w:color="C9C9C9"/>
@@ -1680,83 +1866,27 @@
           </w:tcPr>
           <w:p>
             <w:pPr>
-              <w:jc w:val="center"/>
+              <w:spacing w:before="0" w:after="0" w:line="300" w:lineRule="auto"/>
             </w:pPr>
             <w:r>
               <w:rPr>
                 <w:rFonts w:ascii="Malgun Gothic" w:hAnsi="Malgun Gothic" w:eastAsia="Malgun Gothic"/>
                 <w:b w:val="0"/>
-                <w:color w:val="222222"/>
-                <w:sz w:val="20"/>
+                <w:color w:val="2A2A2A"/>
+                <w:sz w:val="17"/>
               </w:rPr>
-              <w:t>2020.03 ~ 2024.02</w:t>
+              <w:t>AI·웹개발 과정</w:t>
             </w:r>
           </w:p>
         </w:tc>
         <w:tc>
           <w:tcPr>
-            <w:tcW w:type="dxa" w:w="2381"/>
+            <w:tcW w:type="dxa" w:w="3175"/>
             <w:tcMar>
-              <w:top w:w="120" w:type="dxa"/>
-              <w:start w:w="110" w:type="dxa"/>
-              <w:bottom w:w="120" w:type="dxa"/>
-              <w:end w:w="110" w:type="dxa"/>
-            </w:tcMar>
-            <w:tcBorders>
-              <w:top w:val="single" w:sz="4" w:color="C9C9C9"/>
-              <w:left w:val="single" w:sz="4" w:color="C9C9C9"/>
-              <w:bottom w:val="single" w:sz="4" w:color="C9C9C9"/>
-              <w:right w:val="single" w:sz="4" w:color="C9C9C9"/>
-            </w:tcBorders>
-          </w:tcPr>
-          <w:p>
-            <w:r>
-              <w:rPr>
-                <w:rFonts w:ascii="Malgun Gothic" w:hAnsi="Malgun Gothic" w:eastAsia="Malgun Gothic"/>
-                <w:b/>
-                <w:color w:val="222222"/>
-                <w:sz w:val="20"/>
-              </w:rPr>
-              <w:t>동의과학대학교</w:t>
-            </w:r>
-          </w:p>
-        </w:tc>
-        <w:tc>
-          <w:tcPr>
-            <w:tcW w:type="dxa" w:w="4082"/>
-            <w:tcMar>
-              <w:top w:w="120" w:type="dxa"/>
-              <w:start w:w="110" w:type="dxa"/>
-              <w:bottom w:w="120" w:type="dxa"/>
-              <w:end w:w="110" w:type="dxa"/>
-            </w:tcMar>
-            <w:tcBorders>
-              <w:top w:val="single" w:sz="4" w:color="C9C9C9"/>
-              <w:left w:val="single" w:sz="4" w:color="C9C9C9"/>
-              <w:bottom w:val="single" w:sz="4" w:color="C9C9C9"/>
-              <w:right w:val="single" w:sz="4" w:color="C9C9C9"/>
-            </w:tcBorders>
-          </w:tcPr>
-          <w:p>
-            <w:r>
-              <w:rPr>
-                <w:rFonts w:ascii="Malgun Gothic" w:hAnsi="Malgun Gothic" w:eastAsia="Malgun Gothic"/>
-                <w:b w:val="0"/>
-                <w:color w:val="222222"/>
-                <w:sz w:val="20"/>
-              </w:rPr>
-              <w:t>헤어뷰티과</w:t>
-            </w:r>
-          </w:p>
-        </w:tc>
-        <w:tc>
-          <w:tcPr>
-            <w:tcW w:type="dxa" w:w="1644"/>
-            <w:tcMar>
-              <w:top w:w="120" w:type="dxa"/>
-              <w:start w:w="110" w:type="dxa"/>
-              <w:bottom w:w="120" w:type="dxa"/>
-              <w:end w:w="110" w:type="dxa"/>
+              <w:top w:w="90" w:type="dxa"/>
+              <w:start w:w="90" w:type="dxa"/>
+              <w:bottom w:w="90" w:type="dxa"/>
+              <w:end w:w="90" w:type="dxa"/>
             </w:tcMar>
             <w:tcBorders>
               <w:top w:val="single" w:sz="4" w:color="C9C9C9"/>
@@ -1767,16 +1897,270 @@
           </w:tcPr>
           <w:p>
             <w:pPr>
+              <w:spacing w:before="0" w:after="0" w:line="300" w:lineRule="auto"/>
+            </w:pPr>
+            <w:r>
+              <w:rPr>
+                <w:rFonts w:ascii="Malgun Gothic" w:hAnsi="Malgun Gothic" w:eastAsia="Malgun Gothic"/>
+                <w:b w:val="0"/>
+                <w:color w:val="2A2A2A"/>
+                <w:sz w:val="17"/>
+              </w:rPr>
+              <w:t>AI 활용, 웹개발, 데이터베이스, API 연동, 팀 프로젝트</w:t>
+            </w:r>
+          </w:p>
+        </w:tc>
+      </w:tr>
+      <w:tr>
+        <w:tc>
+          <w:tcPr>
+            <w:tcW w:type="dxa" w:w="1984"/>
+            <w:tcMar>
+              <w:top w:w="90" w:type="dxa"/>
+              <w:start w:w="90" w:type="dxa"/>
+              <w:bottom w:w="90" w:type="dxa"/>
+              <w:end w:w="90" w:type="dxa"/>
+            </w:tcMar>
+            <w:tcBorders>
+              <w:top w:val="single" w:sz="4" w:color="C9C9C9"/>
+              <w:left w:val="single" w:sz="4" w:color="C9C9C9"/>
+              <w:bottom w:val="single" w:sz="4" w:color="C9C9C9"/>
+              <w:right w:val="single" w:sz="4" w:color="C9C9C9"/>
+            </w:tcBorders>
+          </w:tcPr>
+          <w:p>
+            <w:pPr>
+              <w:spacing w:before="0" w:after="0" w:line="300" w:lineRule="auto"/>
               <w:jc w:val="center"/>
             </w:pPr>
             <w:r>
               <w:rPr>
                 <w:rFonts w:ascii="Malgun Gothic" w:hAnsi="Malgun Gothic" w:eastAsia="Malgun Gothic"/>
                 <w:b w:val="0"/>
-                <w:color w:val="222222"/>
-                <w:sz w:val="20"/>
+                <w:color w:val="2A2A2A"/>
+                <w:sz w:val="17"/>
               </w:rPr>
-              <w:t>3.5 / 4.5</w:t>
+              <w:t>2024.03 - 2026.02</w:t>
+            </w:r>
+          </w:p>
+        </w:tc>
+        <w:tc>
+          <w:tcPr>
+            <w:tcW w:type="dxa" w:w="2097"/>
+            <w:tcMar>
+              <w:top w:w="90" w:type="dxa"/>
+              <w:start w:w="90" w:type="dxa"/>
+              <w:bottom w:w="90" w:type="dxa"/>
+              <w:end w:w="90" w:type="dxa"/>
+            </w:tcMar>
+            <w:tcBorders>
+              <w:top w:val="single" w:sz="4" w:color="C9C9C9"/>
+              <w:left w:val="single" w:sz="4" w:color="C9C9C9"/>
+              <w:bottom w:val="single" w:sz="4" w:color="C9C9C9"/>
+              <w:right w:val="single" w:sz="4" w:color="C9C9C9"/>
+            </w:tcBorders>
+          </w:tcPr>
+          <w:p>
+            <w:pPr>
+              <w:spacing w:before="0" w:after="0" w:line="300" w:lineRule="auto"/>
+            </w:pPr>
+            <w:r>
+              <w:rPr>
+                <w:rFonts w:ascii="Malgun Gothic" w:hAnsi="Malgun Gothic" w:eastAsia="Malgun Gothic"/>
+                <w:b/>
+                <w:color w:val="2A2A2A"/>
+                <w:sz w:val="17"/>
+              </w:rPr>
+              <w:t>광주대학교</w:t>
+            </w:r>
+          </w:p>
+        </w:tc>
+        <w:tc>
+          <w:tcPr>
+            <w:tcW w:type="dxa" w:w="2948"/>
+            <w:tcMar>
+              <w:top w:w="90" w:type="dxa"/>
+              <w:start w:w="90" w:type="dxa"/>
+              <w:bottom w:w="90" w:type="dxa"/>
+              <w:end w:w="90" w:type="dxa"/>
+            </w:tcMar>
+            <w:tcBorders>
+              <w:top w:val="single" w:sz="4" w:color="C9C9C9"/>
+              <w:left w:val="single" w:sz="4" w:color="C9C9C9"/>
+              <w:bottom w:val="single" w:sz="4" w:color="C9C9C9"/>
+              <w:right w:val="single" w:sz="4" w:color="C9C9C9"/>
+            </w:tcBorders>
+          </w:tcPr>
+          <w:p>
+            <w:pPr>
+              <w:spacing w:before="0" w:after="0" w:line="300" w:lineRule="auto"/>
+            </w:pPr>
+            <w:r>
+              <w:rPr>
+                <w:rFonts w:ascii="Malgun Gothic" w:hAnsi="Malgun Gothic" w:eastAsia="Malgun Gothic"/>
+                <w:b w:val="0"/>
+                <w:color w:val="2A2A2A"/>
+                <w:sz w:val="17"/>
+              </w:rPr>
+              <w:t>호텔외식조리학과(편입)</w:t>
+            </w:r>
+          </w:p>
+        </w:tc>
+        <w:tc>
+          <w:tcPr>
+            <w:tcW w:type="dxa" w:w="3175"/>
+            <w:tcMar>
+              <w:top w:w="90" w:type="dxa"/>
+              <w:start w:w="90" w:type="dxa"/>
+              <w:bottom w:w="90" w:type="dxa"/>
+              <w:end w:w="90" w:type="dxa"/>
+            </w:tcMar>
+            <w:tcBorders>
+              <w:top w:val="single" w:sz="4" w:color="C9C9C9"/>
+              <w:left w:val="single" w:sz="4" w:color="C9C9C9"/>
+              <w:bottom w:val="single" w:sz="4" w:color="C9C9C9"/>
+              <w:right w:val="single" w:sz="4" w:color="C9C9C9"/>
+            </w:tcBorders>
+          </w:tcPr>
+          <w:p>
+            <w:pPr>
+              <w:spacing w:before="0" w:after="0" w:line="300" w:lineRule="auto"/>
+            </w:pPr>
+            <w:r>
+              <w:rPr>
+                <w:rFonts w:ascii="Malgun Gothic" w:hAnsi="Malgun Gothic" w:eastAsia="Malgun Gothic"/>
+                <w:b w:val="0"/>
+                <w:color w:val="2A2A2A"/>
+                <w:sz w:val="17"/>
+              </w:rPr>
+              <w:t>복수전공 식품영양학과 / 3.6·4.5</w:t>
+            </w:r>
+          </w:p>
+        </w:tc>
+      </w:tr>
+      <w:tr>
+        <w:tc>
+          <w:tcPr>
+            <w:tcW w:type="dxa" w:w="1984"/>
+            <w:tcMar>
+              <w:top w:w="90" w:type="dxa"/>
+              <w:start w:w="90" w:type="dxa"/>
+              <w:bottom w:w="90" w:type="dxa"/>
+              <w:end w:w="90" w:type="dxa"/>
+            </w:tcMar>
+            <w:tcBorders>
+              <w:top w:val="single" w:sz="4" w:color="C9C9C9"/>
+              <w:left w:val="single" w:sz="4" w:color="C9C9C9"/>
+              <w:bottom w:val="single" w:sz="4" w:color="C9C9C9"/>
+              <w:right w:val="single" w:sz="4" w:color="C9C9C9"/>
+            </w:tcBorders>
+          </w:tcPr>
+          <w:p>
+            <w:pPr>
+              <w:spacing w:before="0" w:after="0" w:line="300" w:lineRule="auto"/>
+              <w:jc w:val="center"/>
+            </w:pPr>
+            <w:r>
+              <w:rPr>
+                <w:rFonts w:ascii="Malgun Gothic" w:hAnsi="Malgun Gothic" w:eastAsia="Malgun Gothic"/>
+                <w:b w:val="0"/>
+                <w:color w:val="2A2A2A"/>
+                <w:sz w:val="17"/>
+              </w:rPr>
+              <w:t>2020.03 - 2024.02</w:t>
+            </w:r>
+          </w:p>
+        </w:tc>
+        <w:tc>
+          <w:tcPr>
+            <w:tcW w:type="dxa" w:w="2097"/>
+            <w:tcMar>
+              <w:top w:w="90" w:type="dxa"/>
+              <w:start w:w="90" w:type="dxa"/>
+              <w:bottom w:w="90" w:type="dxa"/>
+              <w:end w:w="90" w:type="dxa"/>
+            </w:tcMar>
+            <w:tcBorders>
+              <w:top w:val="single" w:sz="4" w:color="C9C9C9"/>
+              <w:left w:val="single" w:sz="4" w:color="C9C9C9"/>
+              <w:bottom w:val="single" w:sz="4" w:color="C9C9C9"/>
+              <w:right w:val="single" w:sz="4" w:color="C9C9C9"/>
+            </w:tcBorders>
+          </w:tcPr>
+          <w:p>
+            <w:pPr>
+              <w:spacing w:before="0" w:after="0" w:line="300" w:lineRule="auto"/>
+            </w:pPr>
+            <w:r>
+              <w:rPr>
+                <w:rFonts w:ascii="Malgun Gothic" w:hAnsi="Malgun Gothic" w:eastAsia="Malgun Gothic"/>
+                <w:b/>
+                <w:color w:val="2A2A2A"/>
+                <w:sz w:val="17"/>
+              </w:rPr>
+              <w:t>동의과학대학교</w:t>
+            </w:r>
+          </w:p>
+        </w:tc>
+        <w:tc>
+          <w:tcPr>
+            <w:tcW w:type="dxa" w:w="2948"/>
+            <w:tcMar>
+              <w:top w:w="90" w:type="dxa"/>
+              <w:start w:w="90" w:type="dxa"/>
+              <w:bottom w:w="90" w:type="dxa"/>
+              <w:end w:w="90" w:type="dxa"/>
+            </w:tcMar>
+            <w:tcBorders>
+              <w:top w:val="single" w:sz="4" w:color="C9C9C9"/>
+              <w:left w:val="single" w:sz="4" w:color="C9C9C9"/>
+              <w:bottom w:val="single" w:sz="4" w:color="C9C9C9"/>
+              <w:right w:val="single" w:sz="4" w:color="C9C9C9"/>
+            </w:tcBorders>
+          </w:tcPr>
+          <w:p>
+            <w:pPr>
+              <w:spacing w:before="0" w:after="0" w:line="300" w:lineRule="auto"/>
+            </w:pPr>
+            <w:r>
+              <w:rPr>
+                <w:rFonts w:ascii="Malgun Gothic" w:hAnsi="Malgun Gothic" w:eastAsia="Malgun Gothic"/>
+                <w:b w:val="0"/>
+                <w:color w:val="2A2A2A"/>
+                <w:sz w:val="17"/>
+              </w:rPr>
+              <w:t>헤어뷰티과</w:t>
+            </w:r>
+          </w:p>
+        </w:tc>
+        <w:tc>
+          <w:tcPr>
+            <w:tcW w:type="dxa" w:w="3175"/>
+            <w:tcMar>
+              <w:top w:w="90" w:type="dxa"/>
+              <w:start w:w="90" w:type="dxa"/>
+              <w:bottom w:w="90" w:type="dxa"/>
+              <w:end w:w="90" w:type="dxa"/>
+            </w:tcMar>
+            <w:tcBorders>
+              <w:top w:val="single" w:sz="4" w:color="C9C9C9"/>
+              <w:left w:val="single" w:sz="4" w:color="C9C9C9"/>
+              <w:bottom w:val="single" w:sz="4" w:color="C9C9C9"/>
+              <w:right w:val="single" w:sz="4" w:color="C9C9C9"/>
+            </w:tcBorders>
+          </w:tcPr>
+          <w:p>
+            <w:pPr>
+              <w:spacing w:before="0" w:after="0" w:line="300" w:lineRule="auto"/>
+            </w:pPr>
+            <w:r>
+              <w:rPr>
+                <w:rFonts w:ascii="Malgun Gothic" w:hAnsi="Malgun Gothic" w:eastAsia="Malgun Gothic"/>
+                <w:b w:val="0"/>
+                <w:color w:val="2A2A2A"/>
+                <w:sz w:val="17"/>
+              </w:rPr>
+              <w:t>3.5·4.5</w:t>
             </w:r>
           </w:p>
         </w:tc>
@@ -1784,9 +2168,10 @@
     </w:tbl>
     <w:p>
       <w:pPr>
-        <w:pStyle w:val="SectionTitle"/>
+        <w:keepNext/>
+        <w:spacing w:before="140" w:after="100" w:line="240" w:lineRule="auto"/>
         <w:pBdr>
-          <w:bottom w:val="single" w:sz="6" w:space="4" w:color="C9C9C9"/>
+          <w:bottom w:val="single" w:sz="5" w:space="4" w:color="C9C9C9"/>
         </w:pBdr>
       </w:pPr>
       <w:r>
@@ -1794,9 +2179,9 @@
           <w:rFonts w:ascii="Malgun Gothic" w:hAnsi="Malgun Gothic" w:eastAsia="Malgun Gothic"/>
           <w:b/>
           <w:color w:val="111111"/>
-          <w:sz w:val="27"/>
+          <w:sz w:val="25"/>
         </w:rPr>
-        <w:t>자격증 / 어학 / 수상 / 해외경험</w:t>
+        <w:t>자격·어학·기타</w:t>
       </w:r>
     </w:p>
     <w:tbl>
@@ -1807,18 +2192,18 @@
         <w:tblLook w:firstColumn="1" w:firstRow="1" w:lastColumn="0" w:lastRow="0" w:noHBand="0" w:noVBand="1" w:val="04A0"/>
       </w:tblPr>
       <w:tblGrid>
-        <w:gridCol w:w="5046"/>
-        <w:gridCol w:w="5046"/>
+        <w:gridCol w:w="5103"/>
+        <w:gridCol w:w="5103"/>
       </w:tblGrid>
       <w:tr>
         <w:tc>
           <w:tcPr>
-            <w:tcW w:type="dxa" w:w="1984"/>
+            <w:tcW w:type="dxa" w:w="1927"/>
             <w:tcMar>
-              <w:top w:w="130" w:type="dxa"/>
-              <w:start w:w="130" w:type="dxa"/>
-              <w:bottom w:w="130" w:type="dxa"/>
-              <w:end w:w="130" w:type="dxa"/>
+              <w:top w:w="100" w:type="dxa"/>
+              <w:start w:w="110" w:type="dxa"/>
+              <w:bottom w:w="100" w:type="dxa"/>
+              <w:end w:w="110" w:type="dxa"/>
             </w:tcMar>
             <w:tcBorders>
               <w:top w:val="single" w:sz="4" w:color="C9C9C9"/>
@@ -1827,32 +2212,32 @@
               <w:right w:val="single" w:sz="4" w:color="C9C9C9"/>
             </w:tcBorders>
             <w:vAlign w:val="center"/>
-            <w:shd w:fill="F6F6F6"/>
+            <w:shd w:fill="F3F3F3"/>
           </w:tcPr>
           <w:p>
             <w:pPr>
-              <w:spacing w:before="0" w:after="0" w:line="288" w:lineRule="auto"/>
+              <w:spacing w:before="0" w:after="0" w:line="276" w:lineRule="auto"/>
               <w:jc w:val="center"/>
             </w:pPr>
             <w:r>
               <w:rPr>
                 <w:rFonts w:ascii="Malgun Gothic" w:hAnsi="Malgun Gothic" w:eastAsia="Malgun Gothic"/>
                 <w:b/>
-                <w:color w:val="444444"/>
-                <w:sz w:val="20"/>
+                <w:color w:val="5A5A5A"/>
+                <w:sz w:val="18"/>
               </w:rPr>
-              <w:t>자격증</w:t>
+              <w:t>어학</w:t>
             </w:r>
           </w:p>
         </w:tc>
         <w:tc>
           <w:tcPr>
-            <w:tcW w:type="dxa" w:w="8051"/>
+            <w:tcW w:type="dxa" w:w="8278"/>
             <w:tcMar>
-              <w:top w:w="130" w:type="dxa"/>
-              <w:start w:w="130" w:type="dxa"/>
-              <w:bottom w:w="130" w:type="dxa"/>
-              <w:end w:w="130" w:type="dxa"/>
+              <w:top w:w="100" w:type="dxa"/>
+              <w:start w:w="110" w:type="dxa"/>
+              <w:bottom w:w="100" w:type="dxa"/>
+              <w:end w:w="110" w:type="dxa"/>
             </w:tcMar>
             <w:tcBorders>
               <w:top w:val="single" w:sz="4" w:color="C9C9C9"/>
@@ -1864,16 +2249,16 @@
           </w:tcPr>
           <w:p>
             <w:pPr>
-              <w:spacing w:before="0" w:after="0" w:line="307" w:lineRule="auto"/>
+              <w:spacing w:before="0" w:after="0" w:line="300" w:lineRule="auto"/>
             </w:pPr>
             <w:r>
               <w:rPr>
                 <w:rFonts w:ascii="Malgun Gothic" w:hAnsi="Malgun Gothic" w:eastAsia="Malgun Gothic"/>
                 <w:b w:val="0"/>
-                <w:color w:val="222222"/>
-                <w:sz w:val="21"/>
+                <w:color w:val="2A2A2A"/>
+                <w:sz w:val="18"/>
               </w:rPr>
-              <w:t>미용사 (2024.02, 한국산업인력공단)</w:t>
+              <w:t>일본어 일상회화 가능 / 일본 방문 및 현지인 교류 경험</w:t>
             </w:r>
           </w:p>
         </w:tc>
@@ -1881,12 +2266,12 @@
       <w:tr>
         <w:tc>
           <w:tcPr>
-            <w:tcW w:type="dxa" w:w="1984"/>
+            <w:tcW w:type="dxa" w:w="1927"/>
             <w:tcMar>
-              <w:top w:w="130" w:type="dxa"/>
-              <w:start w:w="130" w:type="dxa"/>
-              <w:bottom w:w="130" w:type="dxa"/>
-              <w:end w:w="130" w:type="dxa"/>
+              <w:top w:w="100" w:type="dxa"/>
+              <w:start w:w="110" w:type="dxa"/>
+              <w:bottom w:w="100" w:type="dxa"/>
+              <w:end w:w="110" w:type="dxa"/>
             </w:tcMar>
             <w:tcBorders>
               <w:top w:val="single" w:sz="4" w:color="C9C9C9"/>
@@ -1895,32 +2280,32 @@
               <w:right w:val="single" w:sz="4" w:color="C9C9C9"/>
             </w:tcBorders>
             <w:vAlign w:val="center"/>
-            <w:shd w:fill="F6F6F6"/>
+            <w:shd w:fill="F3F3F3"/>
           </w:tcPr>
           <w:p>
             <w:pPr>
-              <w:spacing w:before="0" w:after="0" w:line="288" w:lineRule="auto"/>
+              <w:spacing w:before="0" w:after="0" w:line="276" w:lineRule="auto"/>
               <w:jc w:val="center"/>
             </w:pPr>
             <w:r>
               <w:rPr>
                 <w:rFonts w:ascii="Malgun Gothic" w:hAnsi="Malgun Gothic" w:eastAsia="Malgun Gothic"/>
                 <w:b/>
-                <w:color w:val="444444"/>
-                <w:sz w:val="20"/>
+                <w:color w:val="5A5A5A"/>
+                <w:sz w:val="18"/>
               </w:rPr>
-              <w:t>어학</w:t>
+              <w:t>자격·병역</w:t>
             </w:r>
           </w:p>
         </w:tc>
         <w:tc>
           <w:tcPr>
-            <w:tcW w:type="dxa" w:w="8051"/>
+            <w:tcW w:type="dxa" w:w="8278"/>
             <w:tcMar>
-              <w:top w:w="130" w:type="dxa"/>
-              <w:start w:w="130" w:type="dxa"/>
-              <w:bottom w:w="130" w:type="dxa"/>
-              <w:end w:w="130" w:type="dxa"/>
+              <w:top w:w="100" w:type="dxa"/>
+              <w:start w:w="110" w:type="dxa"/>
+              <w:bottom w:w="100" w:type="dxa"/>
+              <w:end w:w="110" w:type="dxa"/>
             </w:tcMar>
             <w:tcBorders>
               <w:top w:val="single" w:sz="4" w:color="C9C9C9"/>
@@ -1932,16 +2317,16 @@
           </w:tcPr>
           <w:p>
             <w:pPr>
-              <w:spacing w:before="0" w:after="0" w:line="307" w:lineRule="auto"/>
+              <w:spacing w:before="0" w:after="0" w:line="300" w:lineRule="auto"/>
             </w:pPr>
             <w:r>
               <w:rPr>
                 <w:rFonts w:ascii="Malgun Gothic" w:hAnsi="Malgun Gothic" w:eastAsia="Malgun Gothic"/>
                 <w:b w:val="0"/>
-                <w:color w:val="222222"/>
-                <w:sz w:val="21"/>
+                <w:color w:val="2A2A2A"/>
+                <w:sz w:val="18"/>
               </w:rPr>
-              <w:t>일본어 일상회화 가능</w:t>
+              <w:t>미용사 (한국산업인력공단, 2024.02) / 2종 보통 운전면허 / 육군 병장 만기 전역</w:t>
             </w:r>
           </w:p>
         </w:tc>
@@ -1949,12 +2334,12 @@
       <w:tr>
         <w:tc>
           <w:tcPr>
-            <w:tcW w:type="dxa" w:w="1984"/>
+            <w:tcW w:type="dxa" w:w="1927"/>
             <w:tcMar>
-              <w:top w:w="130" w:type="dxa"/>
-              <w:start w:w="130" w:type="dxa"/>
-              <w:bottom w:w="130" w:type="dxa"/>
-              <w:end w:w="130" w:type="dxa"/>
+              <w:top w:w="100" w:type="dxa"/>
+              <w:start w:w="110" w:type="dxa"/>
+              <w:bottom w:w="100" w:type="dxa"/>
+              <w:end w:w="110" w:type="dxa"/>
             </w:tcMar>
             <w:tcBorders>
               <w:top w:val="single" w:sz="4" w:color="C9C9C9"/>
@@ -1963,32 +2348,32 @@
               <w:right w:val="single" w:sz="4" w:color="C9C9C9"/>
             </w:tcBorders>
             <w:vAlign w:val="center"/>
-            <w:shd w:fill="F6F6F6"/>
+            <w:shd w:fill="F3F3F3"/>
           </w:tcPr>
           <w:p>
             <w:pPr>
-              <w:spacing w:before="0" w:after="0" w:line="288" w:lineRule="auto"/>
+              <w:spacing w:before="0" w:after="0" w:line="276" w:lineRule="auto"/>
               <w:jc w:val="center"/>
             </w:pPr>
             <w:r>
               <w:rPr>
                 <w:rFonts w:ascii="Malgun Gothic" w:hAnsi="Malgun Gothic" w:eastAsia="Malgun Gothic"/>
                 <w:b/>
-                <w:color w:val="444444"/>
-                <w:sz w:val="20"/>
+                <w:color w:val="5A5A5A"/>
+                <w:sz w:val="18"/>
               </w:rPr>
-              <w:t>수상 1</w:t>
+              <w:t>PC·도구</w:t>
             </w:r>
           </w:p>
         </w:tc>
         <w:tc>
           <w:tcPr>
-            <w:tcW w:type="dxa" w:w="8051"/>
+            <w:tcW w:type="dxa" w:w="8278"/>
             <w:tcMar>
-              <w:top w:w="130" w:type="dxa"/>
-              <w:start w:w="130" w:type="dxa"/>
-              <w:bottom w:w="130" w:type="dxa"/>
-              <w:end w:w="130" w:type="dxa"/>
+              <w:top w:w="100" w:type="dxa"/>
+              <w:start w:w="110" w:type="dxa"/>
+              <w:bottom w:w="100" w:type="dxa"/>
+              <w:end w:w="110" w:type="dxa"/>
             </w:tcMar>
             <w:tcBorders>
               <w:top w:val="single" w:sz="4" w:color="C9C9C9"/>
@@ -2000,16 +2385,16 @@
           </w:tcPr>
           <w:p>
             <w:pPr>
-              <w:spacing w:before="0" w:after="0" w:line="307" w:lineRule="auto"/>
+              <w:spacing w:before="0" w:after="0" w:line="300" w:lineRule="auto"/>
             </w:pPr>
             <w:r>
               <w:rPr>
                 <w:rFonts w:ascii="Malgun Gothic" w:hAnsi="Malgun Gothic" w:eastAsia="Malgun Gothic"/>
                 <w:b w:val="0"/>
-                <w:color w:val="222222"/>
-                <w:sz w:val="21"/>
+                <w:color w:val="2A2A2A"/>
+                <w:sz w:val="18"/>
               </w:rPr>
-              <w:t>청다오 국제 요리 대회 장려상 (2024, 한국음식문화원)</w:t>
+              <w:t>문서 작성, 화면 캡처·녹화, GitHub, VS Code, PowerPoint, Excel 기본 활용</w:t>
             </w:r>
           </w:p>
         </w:tc>
@@ -2017,12 +2402,12 @@
       <w:tr>
         <w:tc>
           <w:tcPr>
-            <w:tcW w:type="dxa" w:w="1984"/>
+            <w:tcW w:type="dxa" w:w="1927"/>
             <w:tcMar>
-              <w:top w:w="130" w:type="dxa"/>
-              <w:start w:w="130" w:type="dxa"/>
-              <w:bottom w:w="130" w:type="dxa"/>
-              <w:end w:w="130" w:type="dxa"/>
+              <w:top w:w="100" w:type="dxa"/>
+              <w:start w:w="110" w:type="dxa"/>
+              <w:bottom w:w="100" w:type="dxa"/>
+              <w:end w:w="110" w:type="dxa"/>
             </w:tcMar>
             <w:tcBorders>
               <w:top w:val="single" w:sz="4" w:color="C9C9C9"/>
@@ -2031,32 +2416,32 @@
               <w:right w:val="single" w:sz="4" w:color="C9C9C9"/>
             </w:tcBorders>
             <w:vAlign w:val="center"/>
-            <w:shd w:fill="F6F6F6"/>
+            <w:shd w:fill="F3F3F3"/>
           </w:tcPr>
           <w:p>
             <w:pPr>
-              <w:spacing w:before="0" w:after="0" w:line="288" w:lineRule="auto"/>
+              <w:spacing w:before="0" w:after="0" w:line="276" w:lineRule="auto"/>
               <w:jc w:val="center"/>
             </w:pPr>
             <w:r>
               <w:rPr>
                 <w:rFonts w:ascii="Malgun Gothic" w:hAnsi="Malgun Gothic" w:eastAsia="Malgun Gothic"/>
                 <w:b/>
-                <w:color w:val="444444"/>
-                <w:sz w:val="20"/>
+                <w:color w:val="5A5A5A"/>
+                <w:sz w:val="18"/>
               </w:rPr>
-              <w:t>수상 2</w:t>
+              <w:t>수상</w:t>
             </w:r>
           </w:p>
         </w:tc>
         <w:tc>
           <w:tcPr>
-            <w:tcW w:type="dxa" w:w="8051"/>
+            <w:tcW w:type="dxa" w:w="8278"/>
             <w:tcMar>
-              <w:top w:w="130" w:type="dxa"/>
-              <w:start w:w="130" w:type="dxa"/>
-              <w:bottom w:w="130" w:type="dxa"/>
-              <w:end w:w="130" w:type="dxa"/>
+              <w:top w:w="100" w:type="dxa"/>
+              <w:start w:w="110" w:type="dxa"/>
+              <w:bottom w:w="100" w:type="dxa"/>
+              <w:end w:w="110" w:type="dxa"/>
             </w:tcMar>
             <w:tcBorders>
               <w:top w:val="single" w:sz="4" w:color="C9C9C9"/>
@@ -2068,152 +2453,16 @@
           </w:tcPr>
           <w:p>
             <w:pPr>
-              <w:spacing w:before="0" w:after="0" w:line="307" w:lineRule="auto"/>
+              <w:spacing w:before="0" w:after="0" w:line="300" w:lineRule="auto"/>
             </w:pPr>
             <w:r>
               <w:rPr>
                 <w:rFonts w:ascii="Malgun Gothic" w:hAnsi="Malgun Gothic" w:eastAsia="Malgun Gothic"/>
                 <w:b w:val="0"/>
-                <w:color w:val="222222"/>
-                <w:sz w:val="21"/>
+                <w:color w:val="2A2A2A"/>
+                <w:sz w:val="18"/>
               </w:rPr>
-              <w:t>대한민국 국제요리&amp;제과 경연대회 은상 (2024, 한국조리협회)</w:t>
-            </w:r>
-          </w:p>
-        </w:tc>
-      </w:tr>
-      <w:tr>
-        <w:tc>
-          <w:tcPr>
-            <w:tcW w:type="dxa" w:w="1984"/>
-            <w:tcMar>
-              <w:top w:w="130" w:type="dxa"/>
-              <w:start w:w="130" w:type="dxa"/>
-              <w:bottom w:w="130" w:type="dxa"/>
-              <w:end w:w="130" w:type="dxa"/>
-            </w:tcMar>
-            <w:tcBorders>
-              <w:top w:val="single" w:sz="4" w:color="C9C9C9"/>
-              <w:left w:val="single" w:sz="4" w:color="C9C9C9"/>
-              <w:bottom w:val="single" w:sz="4" w:color="C9C9C9"/>
-              <w:right w:val="single" w:sz="4" w:color="C9C9C9"/>
-            </w:tcBorders>
-            <w:vAlign w:val="center"/>
-            <w:shd w:fill="F6F6F6"/>
-          </w:tcPr>
-          <w:p>
-            <w:pPr>
-              <w:spacing w:before="0" w:after="0" w:line="288" w:lineRule="auto"/>
-              <w:jc w:val="center"/>
-            </w:pPr>
-            <w:r>
-              <w:rPr>
-                <w:rFonts w:ascii="Malgun Gothic" w:hAnsi="Malgun Gothic" w:eastAsia="Malgun Gothic"/>
-                <w:b/>
-                <w:color w:val="444444"/>
-                <w:sz w:val="20"/>
-              </w:rPr>
-              <w:t>해외경험</w:t>
-            </w:r>
-          </w:p>
-        </w:tc>
-        <w:tc>
-          <w:tcPr>
-            <w:tcW w:type="dxa" w:w="8051"/>
-            <w:tcMar>
-              <w:top w:w="130" w:type="dxa"/>
-              <w:start w:w="130" w:type="dxa"/>
-              <w:bottom w:w="130" w:type="dxa"/>
-              <w:end w:w="130" w:type="dxa"/>
-            </w:tcMar>
-            <w:tcBorders>
-              <w:top w:val="single" w:sz="4" w:color="C9C9C9"/>
-              <w:left w:val="single" w:sz="4" w:color="C9C9C9"/>
-              <w:bottom w:val="single" w:sz="4" w:color="C9C9C9"/>
-              <w:right w:val="single" w:sz="4" w:color="C9C9C9"/>
-            </w:tcBorders>
-            <w:vAlign w:val="center"/>
-          </w:tcPr>
-          <w:p>
-            <w:pPr>
-              <w:spacing w:before="0" w:after="0" w:line="307" w:lineRule="auto"/>
-            </w:pPr>
-            <w:r>
-              <w:rPr>
-                <w:rFonts w:ascii="Malgun Gothic" w:hAnsi="Malgun Gothic" w:eastAsia="Malgun Gothic"/>
-                <w:b w:val="0"/>
-                <w:color w:val="222222"/>
-                <w:sz w:val="21"/>
-              </w:rPr>
-              <w:t>일본 방문 경험 다수 / 일본 현지인과 교류 경험 있음</w:t>
-            </w:r>
-          </w:p>
-        </w:tc>
-      </w:tr>
-      <w:tr>
-        <w:tc>
-          <w:tcPr>
-            <w:tcW w:type="dxa" w:w="1984"/>
-            <w:tcMar>
-              <w:top w:w="130" w:type="dxa"/>
-              <w:start w:w="130" w:type="dxa"/>
-              <w:bottom w:w="130" w:type="dxa"/>
-              <w:end w:w="130" w:type="dxa"/>
-            </w:tcMar>
-            <w:tcBorders>
-              <w:top w:val="single" w:sz="4" w:color="C9C9C9"/>
-              <w:left w:val="single" w:sz="4" w:color="C9C9C9"/>
-              <w:bottom w:val="single" w:sz="4" w:color="C9C9C9"/>
-              <w:right w:val="single" w:sz="4" w:color="C9C9C9"/>
-            </w:tcBorders>
-            <w:vAlign w:val="center"/>
-            <w:shd w:fill="F6F6F6"/>
-          </w:tcPr>
-          <w:p>
-            <w:pPr>
-              <w:spacing w:before="0" w:after="0" w:line="288" w:lineRule="auto"/>
-              <w:jc w:val="center"/>
-            </w:pPr>
-            <w:r>
-              <w:rPr>
-                <w:rFonts w:ascii="Malgun Gothic" w:hAnsi="Malgun Gothic" w:eastAsia="Malgun Gothic"/>
-                <w:b/>
-                <w:color w:val="444444"/>
-                <w:sz w:val="20"/>
-              </w:rPr>
-              <w:t>희망근무</w:t>
-            </w:r>
-          </w:p>
-        </w:tc>
-        <w:tc>
-          <w:tcPr>
-            <w:tcW w:type="dxa" w:w="8051"/>
-            <w:tcMar>
-              <w:top w:w="130" w:type="dxa"/>
-              <w:start w:w="130" w:type="dxa"/>
-              <w:bottom w:w="130" w:type="dxa"/>
-              <w:end w:w="130" w:type="dxa"/>
-            </w:tcMar>
-            <w:tcBorders>
-              <w:top w:val="single" w:sz="4" w:color="C9C9C9"/>
-              <w:left w:val="single" w:sz="4" w:color="C9C9C9"/>
-              <w:bottom w:val="single" w:sz="4" w:color="C9C9C9"/>
-              <w:right w:val="single" w:sz="4" w:color="C9C9C9"/>
-            </w:tcBorders>
-            <w:vAlign w:val="center"/>
-          </w:tcPr>
-          <w:p>
-            <w:pPr>
-              <w:spacing w:before="0" w:after="0" w:line="307" w:lineRule="auto"/>
-            </w:pPr>
-            <w:r>
-              <w:rPr>
-                <w:rFonts w:ascii="Malgun Gothic" w:hAnsi="Malgun Gothic" w:eastAsia="Malgun Gothic"/>
-                <w:b w:val="0"/>
-                <w:color w:val="222222"/>
-                <w:sz w:val="21"/>
-              </w:rPr>
-              <w:t>서울·경기 / 정규직·계약직·인턴 / IT기술영업, 기술지원, 웹서비스 관련 직무</w:t>
+              <w:t>청다오 국제 요리 대회 장려상 / 대한민국 국제요리&amp;제과 경연대회 은상</w:t>
             </w:r>
           </w:p>
         </w:tc>
@@ -2222,7 +2471,7 @@
     <w:sectPr>
       <w:footerReference w:type="default" r:id="rId9"/>
       <w:pgSz w:w="11906" w:h="16838"/>
-      <w:pgMar w:top="850" w:right="907" w:bottom="850" w:left="907" w:header="340" w:footer="454" w:gutter="0"/>
+      <w:pgMar w:top="737" w:right="850" w:bottom="737" w:left="850" w:header="283" w:footer="397" w:gutter="0"/>
       <w:cols w:space="720"/>
       <w:docGrid w:linePitch="360"/>
     </w:sectPr>
@@ -2241,10 +2490,10 @@
       <w:rPr>
         <w:rFonts w:ascii="Malgun Gothic" w:hAnsi="Malgun Gothic" w:eastAsia="Malgun Gothic"/>
         <w:b w:val="0"/>
-        <w:color w:val="666666"/>
-        <w:sz w:val="17"/>
-      </w:rPr>
-      <w:t>임상훈 | 이력서</w:t>
+        <w:color w:val="777777"/>
+        <w:sz w:val="16"/>
+      </w:rPr>
+      <w:t>임상훈 | anysplit 서비스 기획·QA 지원</w:t>
     </w:r>
   </w:p>
 </w:ftr>
@@ -2614,12 +2863,12 @@
     <w:qFormat/>
     <w:rsid w:val="00FC693F"/>
     <w:pPr>
-      <w:spacing w:line="317" w:lineRule="auto" w:after="0"/>
+      <w:spacing w:after="0" w:line="300" w:lineRule="auto"/>
     </w:pPr>
     <w:rPr>
       <w:rFonts w:ascii="Malgun Gothic" w:hAnsi="Malgun Gothic" w:eastAsia="Malgun Gothic"/>
-      <w:color w:val="222222"/>
-      <w:sz w:val="22"/>
+      <w:color w:val="2A2A2A"/>
+      <w:sz w:val="20"/>
     </w:rPr>
   </w:style>
   <w:style w:type="paragraph" w:styleId="Header">
@@ -2681,10 +2930,10 @@
       <w:outlineLvl w:val="0"/>
     </w:pPr>
     <w:rPr>
-      <w:rFonts w:asciiTheme="majorHAnsi" w:eastAsiaTheme="majorEastAsia" w:hAnsiTheme="majorHAnsi" w:cstheme="majorBidi" w:ascii="Malgun Gothic" w:hAnsi="Malgun Gothic" w:eastAsia="Malgun Gothic"/>
+      <w:rFonts w:asciiTheme="majorHAnsi" w:eastAsiaTheme="majorEastAsia" w:hAnsiTheme="majorHAnsi" w:cstheme="majorBidi"/>
       <w:b/>
       <w:bCs/>
-      <w:color w:val="111111"/>
+      <w:color w:val="365F91" w:themeColor="accent1" w:themeShade="BF"/>
       <w:sz w:val="28"/>
       <w:szCs w:val="28"/>
     </w:rPr>
@@ -2705,10 +2954,10 @@
       <w:outlineLvl w:val="1"/>
     </w:pPr>
     <w:rPr>
-      <w:rFonts w:asciiTheme="majorHAnsi" w:eastAsiaTheme="majorEastAsia" w:hAnsiTheme="majorHAnsi" w:cstheme="majorBidi" w:ascii="Malgun Gothic" w:hAnsi="Malgun Gothic" w:eastAsia="Malgun Gothic"/>
+      <w:rFonts w:asciiTheme="majorHAnsi" w:eastAsiaTheme="majorEastAsia" w:hAnsiTheme="majorHAnsi" w:cstheme="majorBidi"/>
       <w:b/>
       <w:bCs/>
-      <w:color w:val="111111"/>
+      <w:color w:val="4F81BD" w:themeColor="accent1"/>
       <w:sz w:val="26"/>
       <w:szCs w:val="26"/>
     </w:rPr>
@@ -2970,8 +3219,8 @@
       <w:contextualSpacing/>
     </w:pPr>
     <w:rPr>
-      <w:rFonts w:asciiTheme="majorHAnsi" w:eastAsiaTheme="majorEastAsia" w:hAnsiTheme="majorHAnsi" w:cstheme="majorBidi" w:ascii="Malgun Gothic" w:hAnsi="Malgun Gothic" w:eastAsia="Malgun Gothic"/>
-      <w:color w:val="111111"/>
+      <w:rFonts w:asciiTheme="majorHAnsi" w:eastAsiaTheme="majorEastAsia" w:hAnsiTheme="majorHAnsi" w:cstheme="majorBidi"/>
+      <w:color w:val="17365D" w:themeColor="text2" w:themeShade="BF"/>
       <w:spacing w:val="5"/>
       <w:kern w:val="28"/>
       <w:sz w:val="52"/>
@@ -14303,19 +14552,6 @@
         <w:shd w:val="clear" w:color="auto" w:fill="FBCAA2" w:themeFill="accent6" w:themeFillTint="7F"/>
       </w:tcPr>
     </w:tblStylePr>
-  </w:style>
-  <w:style w:type="paragraph" w:customStyle="1" w:styleId="SectionTitle">
-    <w:name w:val="SectionTitle"/>
-    <w:pPr>
-      <w:keepNext/>
-      <w:spacing w:before="200" w:after="120"/>
-    </w:pPr>
-    <w:rPr>
-      <w:rFonts w:ascii="Malgun Gothic" w:hAnsi="Malgun Gothic" w:eastAsia="Malgun Gothic"/>
-      <w:b/>
-      <w:color w:val="111111"/>
-      <w:sz w:val="27"/>
-    </w:rPr>
   </w:style>
 </w:styles>
 </file>
